--- a/arb/docx/08.content.docx
+++ b/arb/docx/08.content.docx
@@ -9,6 +9,8 @@
       </w:pPr>
       <w:r>
         <w:rPr>
+          <w:rtl/>
+          <w:cs/>
           <w:lang w:val="ar_AE" w:bidi="ar_AE"/>
         </w:rPr>
       </w:r>
@@ -20,53 +22,53 @@
       </w:pPr>
       <w:r>
         <w:rPr>
+          <w:rtl/>
+          <w:cs/>
           <w:lang w:val="ar_AE" w:bidi="ar_AE"/>
         </w:rPr>
         <w:t>Resource: Biblica Open New Arabic Version 2012</w:t>
       </w:r>
       <w:r>
         <w:rPr>
-          <w:lang w:val="ar_AE" w:bidi="ar_AE"/>
-        </w:rPr>
-      </w:r>
-    </w:p>
-    <w:p>
-      <w:pPr>
-        <w:bidi/>
-      </w:pPr>
-      <w:r>
-        <w:rPr>
+          <w:rtl/>
+          <w:cs/>
+          <w:lang w:val="ar_AE" w:bidi="ar_AE"/>
+        </w:rPr>
+      </w:r>
+    </w:p>
+    <w:p>
+      <w:pPr>
+        <w:bidi/>
+      </w:pPr>
+      <w:r>
+        <w:rPr>
+          <w:rtl/>
+          <w:cs/>
           <w:lang w:val="ar_AE" w:bidi="ar_AE"/>
         </w:rPr>
       </w:r>
       <w:r>
         <w:rPr>
           <w:b/>
+          <w:rtl/>
+          <w:cs/>
           <w:lang w:val="ar_AE" w:bidi="ar_AE"/>
         </w:rPr>
         <w:t>Biblica Open New Arabic Version 2012</w:t>
       </w:r>
       <w:r>
         <w:rPr>
-          <w:lang w:val="ar_AE" w:bidi="ar_AE"/>
-        </w:rPr>
-        <w:t xml:space="preserve"> (Arabic) is based on: </w:t>
-      </w:r>
-      <w:r>
-        <w:rPr>
-          <w:lang w:val="ar_AE" w:bidi="ar_AE"/>
-        </w:rPr>
-        <w:t>Biblica Open New Arabic Version 2012</w:t>
-      </w:r>
-      <w:r>
-        <w:rPr>
-          <w:lang w:val="ar_AE" w:bidi="ar_AE"/>
-        </w:rPr>
-        <w:t xml:space="preserve">, </w:t>
+          <w:rtl/>
+          <w:cs/>
+          <w:lang w:val="ar_AE" w:bidi="ar_AE"/>
+        </w:rPr>
+        <w:t xml:space="preserve"> © </w:t>
       </w:r>
       <w:hyperlink r:id="rId13">
         <w:r>
           <w:rPr>
+            <w:rtl/>
+            <w:cs/>
             <w:lang w:val="ar_AE" w:bidi="ar_AE"/>
           </w:rPr>
           <w:rPr>
@@ -78,13 +80,17 @@
       </w:hyperlink>
       <w:r>
         <w:rPr>
-          <w:lang w:val="ar_AE" w:bidi="ar_AE"/>
-        </w:rPr>
-        <w:t xml:space="preserve">, None, which is licensed under a </w:t>
+          <w:rtl/>
+          <w:cs/>
+          <w:lang w:val="ar_AE" w:bidi="ar_AE"/>
+        </w:rPr>
+        <w:t xml:space="preserve">, licensed under a </w:t>
       </w:r>
       <w:hyperlink r:id="rId14">
         <w:r>
           <w:rPr>
+            <w:rtl/>
+            <w:cs/>
             <w:lang w:val="ar_AE" w:bidi="ar_AE"/>
           </w:rPr>
           <w:rPr>
@@ -96,38 +102,23 @@
       </w:hyperlink>
       <w:r>
         <w:rPr>
+          <w:rtl/>
+          <w:cs/>
           <w:lang w:val="ar_AE" w:bidi="ar_AE"/>
         </w:rPr>
         <w:t>.</w:t>
       </w:r>
       <w:r>
         <w:rPr>
-          <w:lang w:val="ar_AE" w:bidi="ar_AE"/>
-        </w:rPr>
-      </w:r>
-    </w:p>
-    <w:p>
-      <w:pPr>
-        <w:bidi/>
-      </w:pPr>
-      <w:r>
-        <w:rPr>
-          <w:lang w:val="ar_AE" w:bidi="ar_AE"/>
-        </w:rPr>
-      </w:r>
-      <w:r>
-        <w:rPr>
-          <w:lang w:val="ar_AE" w:bidi="ar_AE"/>
-        </w:rPr>
-        <w:t>This PDF version is provided under the same license.</w:t>
-      </w:r>
-      <w:r>
-        <w:rPr>
-          <w:lang w:val="ar_AE" w:bidi="ar_AE"/>
-        </w:rPr>
-      </w:r>
-      <w:r>
-        <w:rPr>
+          <w:rtl/>
+          <w:cs/>
+          <w:lang w:val="ar_AE" w:bidi="ar_AE"/>
+        </w:rPr>
+      </w:r>
+      <w:r>
+        <w:rPr>
+          <w:rtl/>
+          <w:cs/>
           <w:lang w:val="ar_AE" w:bidi="ar_AE"/>
         </w:rPr>
       </w:r>
@@ -139,6 +130,8 @@
       </w:pPr>
       <w:r>
         <w:rPr>
+          <w:rtl/>
+          <w:cs/>
           <w:lang w:val="ar_AE" w:bidi="ar_AE"/>
         </w:rPr>
         <w:t>Biblica Open New Arabic Version 2012</w:t>
@@ -168,6 +161,8 @@
       </w:pPr>
       <w:r>
         <w:rPr>
+          <w:rtl/>
+          <w:cs/>
           <w:lang w:val="ar_AE" w:bidi="ar_AE"/>
         </w:rPr>
       </w:r>
@@ -179,32 +174,42 @@
       </w:pPr>
       <w:r>
         <w:rPr>
-          <w:lang w:val="ar_AE" w:bidi="ar_AE"/>
-        </w:rPr>
-      </w:r>
-    </w:p>
-    <w:p>
-      <w:pPr>
-        <w:bidi/>
-      </w:pPr>
-      <w:r>
-        <w:rPr>
-          <w:lang w:val="ar_AE" w:bidi="ar_AE"/>
-        </w:rPr>
-      </w:r>
-      <w:r>
-        <w:rPr>
+          <w:rtl/>
+          <w:cs/>
+          <w:lang w:val="ar_AE" w:bidi="ar_AE"/>
+        </w:rPr>
+      </w:r>
+    </w:p>
+    <w:p>
+      <w:pPr>
+        <w:bidi/>
+      </w:pPr>
+      <w:r>
+        <w:rPr>
+          <w:rtl/>
+          <w:cs/>
+          <w:lang w:val="ar_AE" w:bidi="ar_AE"/>
+        </w:rPr>
+      </w:r>
+      <w:r>
+        <w:rPr>
+          <w:rtl/>
+          <w:cs/>
           <w:lang w:val="ar_AE" w:bidi="ar_AE"/>
         </w:rPr>
         <w:t xml:space="preserve"> </w:t>
       </w:r>
       <w:r>
         <w:rPr>
-          <w:lang w:val="ar_AE" w:bidi="ar_AE"/>
-        </w:rPr>
-      </w:r>
-      <w:r>
-        <w:rPr>
+          <w:rtl/>
+          <w:cs/>
+          <w:lang w:val="ar_AE" w:bidi="ar_AE"/>
+        </w:rPr>
+      </w:r>
+      <w:r>
+        <w:rPr>
+          <w:rtl/>
+          <w:cs/>
           <w:lang w:val="ar_AE" w:bidi="ar_AE"/>
         </w:rPr>
       </w:r>
@@ -226,976 +231,662 @@
     </w:p>
     <w:p>
       <w:pPr>
-        <w:bidi/>
-      </w:pPr>
-      <w:r>
-        <w:rPr>
-          <w:lang w:val="ar_AE" w:bidi="ar_AE"/>
-        </w:rPr>
-      </w:r>
-    </w:p>
-    <w:p>
-      <w:pPr>
         <w:pStyle w:val="Heading2"/>
         <w:bidi/>
       </w:pPr>
       <w:r>
         <w:rPr>
-          <w:lang w:val="ar_AE" w:bidi="ar_AE"/>
-        </w:rPr>
-        <w:t>Ruth 1:1</w:t>
-      </w:r>
-      <w:r>
-        <w:rPr>
-          <w:lang w:val="ar_AE" w:bidi="ar_AE"/>
-        </w:rPr>
-      </w:r>
-    </w:p>
-    <w:p>
-      <w:pPr>
-        <w:bidi/>
-      </w:pPr>
-      <w:r>
-        <w:rPr>
-          <w:lang w:val="ar_AE" w:bidi="ar_AE"/>
-        </w:rPr>
-      </w:r>
-      <w:r>
-        <w:rPr>
-          <w:vertAlign w:val="superscript"/>
+          <w:rtl/>
+          <w:cs/>
+          <w:lang w:val="ar_AE" w:bidi="ar_AE"/>
+        </w:rPr>
+        <w:t>راعوث 1:1</w:t>
+      </w:r>
+      <w:r>
+        <w:rPr>
+          <w:rtl/>
+          <w:cs/>
+          <w:lang w:val="ar_AE" w:bidi="ar_AE"/>
+        </w:rPr>
+      </w:r>
+    </w:p>
+    <w:p>
+      <w:pPr>
+        <w:bidi/>
+      </w:pPr>
+      <w:r>
+        <w:rPr>
+          <w:rtl/>
+          <w:cs/>
+          <w:lang w:val="ar_AE" w:bidi="ar_AE"/>
+        </w:rPr>
+      </w:r>
+      <w:r>
+        <w:rPr>
+          <w:vertAlign w:val="superscript"/>
+          <w:rtl/>
+          <w:cs/>
           <w:lang w:val="ar_AE" w:bidi="ar_AE"/>
         </w:rPr>
         <w:t>1</w:t>
       </w:r>
       <w:r>
         <w:rPr>
+          <w:rtl/>
+          <w:cs/>
           <w:lang w:val="ar_AE" w:bidi="ar_AE"/>
         </w:rPr>
         <w:t xml:space="preserve"> وَعَمَّتْ مَجَاعَةٌ فِي الْبِلادِ فِي أَيَّامِ حُكْمِ الْقُضَاةِ، فَتَغَرَّبَ رَجُلٌ مِنْ بَيْتِ لَحْمِ يَهُوذَا فِي أَرْضِ مُوآبَ مَعَ امْرَأَتِهِ وَابْنَيْهِ.</w:t>
       </w:r>
-      <w:r>
-        <w:rPr>
-          <w:lang w:val="ar_AE" w:bidi="ar_AE"/>
-        </w:rPr>
-      </w:r>
-      <w:r>
-        <w:rPr>
-          <w:lang w:val="ar_AE" w:bidi="ar_AE"/>
-        </w:rPr>
-      </w:r>
-    </w:p>
-    <w:p>
-      <w:pPr>
-        <w:bidi/>
-      </w:pPr>
-      <w:r>
-        <w:rPr>
-          <w:lang w:val="ar_AE" w:bidi="ar_AE"/>
-        </w:rPr>
-      </w:r>
-    </w:p>
-    <w:p>
-      <w:pPr>
-        <w:bidi/>
-      </w:pPr>
-      <w:r>
-        <w:rPr>
-          <w:lang w:val="ar_AE" w:bidi="ar_AE"/>
-        </w:rPr>
-      </w:r>
-      <w:r>
-        <w:rPr>
-          <w:vertAlign w:val="superscript"/>
+    </w:p>
+    <w:p>
+      <w:pPr>
+        <w:bidi/>
+      </w:pPr>
+      <w:r>
+        <w:rPr>
+          <w:rtl/>
+          <w:cs/>
+          <w:lang w:val="ar_AE" w:bidi="ar_AE"/>
+        </w:rPr>
+      </w:r>
+      <w:r>
+        <w:rPr>
+          <w:vertAlign w:val="superscript"/>
+          <w:rtl/>
+          <w:cs/>
           <w:lang w:val="ar_AE" w:bidi="ar_AE"/>
         </w:rPr>
         <w:t>2</w:t>
       </w:r>
       <w:r>
         <w:rPr>
+          <w:rtl/>
+          <w:cs/>
           <w:lang w:val="ar_AE" w:bidi="ar_AE"/>
         </w:rPr>
         <w:t xml:space="preserve"> وَكَانَ اسْمُ الرَّجُلِ أَلِيمَالِكَ وَاسْمُ امْرَأَتِهِ نُعْمِي، وَاسْمَا وَلَدَيْهِ مَحْلُونَ وَكِلْيُونَ، وَهُمْ أَفْرَاتِيُّونَ مِنْ بَيْتِ لَحْمِ يَهُوذَا، فَارْتَحَلُوا إِلَى بِلادِ مُوآبَ وَأَقَامُوا فِيهَا.</w:t>
       </w:r>
-      <w:r>
-        <w:rPr>
-          <w:lang w:val="ar_AE" w:bidi="ar_AE"/>
-        </w:rPr>
-      </w:r>
-      <w:r>
-        <w:rPr>
-          <w:lang w:val="ar_AE" w:bidi="ar_AE"/>
-        </w:rPr>
-      </w:r>
-    </w:p>
-    <w:p>
-      <w:pPr>
-        <w:bidi/>
-      </w:pPr>
-      <w:r>
-        <w:rPr>
-          <w:lang w:val="ar_AE" w:bidi="ar_AE"/>
-        </w:rPr>
-      </w:r>
-    </w:p>
-    <w:p>
-      <w:pPr>
-        <w:bidi/>
-      </w:pPr>
-      <w:r>
-        <w:rPr>
-          <w:lang w:val="ar_AE" w:bidi="ar_AE"/>
-        </w:rPr>
-      </w:r>
-      <w:r>
-        <w:rPr>
-          <w:vertAlign w:val="superscript"/>
+    </w:p>
+    <w:p>
+      <w:pPr>
+        <w:bidi/>
+      </w:pPr>
+      <w:r>
+        <w:rPr>
+          <w:rtl/>
+          <w:cs/>
+          <w:lang w:val="ar_AE" w:bidi="ar_AE"/>
+        </w:rPr>
+      </w:r>
+      <w:r>
+        <w:rPr>
+          <w:vertAlign w:val="superscript"/>
+          <w:rtl/>
+          <w:cs/>
           <w:lang w:val="ar_AE" w:bidi="ar_AE"/>
         </w:rPr>
         <w:t>3</w:t>
       </w:r>
       <w:r>
         <w:rPr>
+          <w:rtl/>
+          <w:cs/>
           <w:lang w:val="ar_AE" w:bidi="ar_AE"/>
         </w:rPr>
         <w:t xml:space="preserve"> وَمَاتَ أَلِيمَالِكُ زَوْجُ نُعْمِي تَارِكاً زَوْجَتَهُ وَوَلَدَيْهِ</w:t>
       </w:r>
-      <w:r>
-        <w:rPr>
-          <w:lang w:val="ar_AE" w:bidi="ar_AE"/>
-        </w:rPr>
-      </w:r>
-      <w:r>
-        <w:rPr>
-          <w:lang w:val="ar_AE" w:bidi="ar_AE"/>
-        </w:rPr>
-      </w:r>
-    </w:p>
-    <w:p>
-      <w:pPr>
-        <w:bidi/>
-      </w:pPr>
-      <w:r>
-        <w:rPr>
-          <w:lang w:val="ar_AE" w:bidi="ar_AE"/>
-        </w:rPr>
-      </w:r>
-    </w:p>
-    <w:p>
-      <w:pPr>
-        <w:bidi/>
-      </w:pPr>
-      <w:r>
-        <w:rPr>
-          <w:lang w:val="ar_AE" w:bidi="ar_AE"/>
-        </w:rPr>
-      </w:r>
-      <w:r>
-        <w:rPr>
-          <w:vertAlign w:val="superscript"/>
+    </w:p>
+    <w:p>
+      <w:pPr>
+        <w:bidi/>
+      </w:pPr>
+      <w:r>
+        <w:rPr>
+          <w:rtl/>
+          <w:cs/>
+          <w:lang w:val="ar_AE" w:bidi="ar_AE"/>
+        </w:rPr>
+      </w:r>
+      <w:r>
+        <w:rPr>
+          <w:vertAlign w:val="superscript"/>
+          <w:rtl/>
+          <w:cs/>
           <w:lang w:val="ar_AE" w:bidi="ar_AE"/>
         </w:rPr>
         <w:t>4</w:t>
       </w:r>
       <w:r>
         <w:rPr>
+          <w:rtl/>
+          <w:cs/>
           <w:lang w:val="ar_AE" w:bidi="ar_AE"/>
         </w:rPr>
         <w:t xml:space="preserve"> اللَّذَيْنِ تَزَوَّجَا مِنِ امْرَأَتَيْنِ مُوآبِيَّتَيْنِ، اسْمُ إِحْدَاهُمَا عُرْفَةُ وَالأُخْرَى رَاعُوثُ. وَأَقَامَا هُنَاكَ نَحْوَ عَشْرِ سَنَوَاتٍ.</w:t>
       </w:r>
-      <w:r>
-        <w:rPr>
-          <w:lang w:val="ar_AE" w:bidi="ar_AE"/>
-        </w:rPr>
-      </w:r>
-      <w:r>
-        <w:rPr>
-          <w:lang w:val="ar_AE" w:bidi="ar_AE"/>
-        </w:rPr>
-      </w:r>
-    </w:p>
-    <w:p>
-      <w:pPr>
-        <w:bidi/>
-      </w:pPr>
-      <w:r>
-        <w:rPr>
-          <w:lang w:val="ar_AE" w:bidi="ar_AE"/>
-        </w:rPr>
-      </w:r>
-    </w:p>
-    <w:p>
-      <w:pPr>
-        <w:bidi/>
-      </w:pPr>
-      <w:r>
-        <w:rPr>
-          <w:lang w:val="ar_AE" w:bidi="ar_AE"/>
-        </w:rPr>
-      </w:r>
-      <w:r>
-        <w:rPr>
-          <w:vertAlign w:val="superscript"/>
+    </w:p>
+    <w:p>
+      <w:pPr>
+        <w:bidi/>
+      </w:pPr>
+      <w:r>
+        <w:rPr>
+          <w:rtl/>
+          <w:cs/>
+          <w:lang w:val="ar_AE" w:bidi="ar_AE"/>
+        </w:rPr>
+      </w:r>
+      <w:r>
+        <w:rPr>
+          <w:vertAlign w:val="superscript"/>
+          <w:rtl/>
+          <w:cs/>
           <w:lang w:val="ar_AE" w:bidi="ar_AE"/>
         </w:rPr>
         <w:t>5</w:t>
       </w:r>
       <w:r>
         <w:rPr>
+          <w:rtl/>
+          <w:cs/>
           <w:lang w:val="ar_AE" w:bidi="ar_AE"/>
         </w:rPr>
         <w:t xml:space="preserve"> ثُمَّ مَاتَ مَحْلُونُ وَكِلْيُونُ، وَهَكَذَا فَقَدَتِ الْمَرْأَةُ زَوْجَهَا وَابْنَيْهَا وَأَصْبَحَتْ وَحِيدَةً.</w:t>
       </w:r>
-      <w:r>
-        <w:rPr>
-          <w:lang w:val="ar_AE" w:bidi="ar_AE"/>
-        </w:rPr>
-      </w:r>
-      <w:r>
-        <w:rPr>
-          <w:lang w:val="ar_AE" w:bidi="ar_AE"/>
-        </w:rPr>
-      </w:r>
-    </w:p>
-    <w:p>
-      <w:pPr>
-        <w:bidi/>
-      </w:pPr>
-      <w:r>
-        <w:rPr>
-          <w:lang w:val="ar_AE" w:bidi="ar_AE"/>
-        </w:rPr>
-      </w:r>
-    </w:p>
-    <w:p>
-      <w:pPr>
-        <w:bidi/>
-      </w:pPr>
-      <w:r>
-        <w:rPr>
-          <w:lang w:val="ar_AE" w:bidi="ar_AE"/>
-        </w:rPr>
-      </w:r>
-      <w:r>
-        <w:rPr>
-          <w:vertAlign w:val="superscript"/>
+    </w:p>
+    <w:p>
+      <w:pPr>
+        <w:bidi/>
+      </w:pPr>
+      <w:r>
+        <w:rPr>
+          <w:rtl/>
+          <w:cs/>
+          <w:lang w:val="ar_AE" w:bidi="ar_AE"/>
+        </w:rPr>
+      </w:r>
+      <w:r>
+        <w:rPr>
+          <w:vertAlign w:val="superscript"/>
+          <w:rtl/>
+          <w:cs/>
           <w:lang w:val="ar_AE" w:bidi="ar_AE"/>
         </w:rPr>
         <w:t>6</w:t>
       </w:r>
       <w:r>
         <w:rPr>
+          <w:rtl/>
+          <w:cs/>
           <w:lang w:val="ar_AE" w:bidi="ar_AE"/>
         </w:rPr>
         <w:t xml:space="preserve"> وَسَمِعَتْ نُعْمِي وَهِيَ مَازَالَتْ فِي أَرْضِ مُوآبَ أَنَّ الرَّبَّ قَدْ بَارَكَ شَعْبَهُ وَأَخْصَبَ أَرْضَهُمْ،</w:t>
       </w:r>
-      <w:r>
-        <w:rPr>
-          <w:lang w:val="ar_AE" w:bidi="ar_AE"/>
-        </w:rPr>
-      </w:r>
-      <w:r>
-        <w:rPr>
-          <w:lang w:val="ar_AE" w:bidi="ar_AE"/>
-        </w:rPr>
-      </w:r>
-    </w:p>
-    <w:p>
-      <w:pPr>
-        <w:bidi/>
-      </w:pPr>
-      <w:r>
-        <w:rPr>
-          <w:lang w:val="ar_AE" w:bidi="ar_AE"/>
-        </w:rPr>
-      </w:r>
-    </w:p>
-    <w:p>
-      <w:pPr>
-        <w:bidi/>
-      </w:pPr>
-      <w:r>
-        <w:rPr>
-          <w:lang w:val="ar_AE" w:bidi="ar_AE"/>
-        </w:rPr>
-      </w:r>
-      <w:r>
-        <w:rPr>
-          <w:vertAlign w:val="superscript"/>
+    </w:p>
+    <w:p>
+      <w:pPr>
+        <w:bidi/>
+      </w:pPr>
+      <w:r>
+        <w:rPr>
+          <w:rtl/>
+          <w:cs/>
+          <w:lang w:val="ar_AE" w:bidi="ar_AE"/>
+        </w:rPr>
+      </w:r>
+      <w:r>
+        <w:rPr>
+          <w:vertAlign w:val="superscript"/>
+          <w:rtl/>
+          <w:cs/>
           <w:lang w:val="ar_AE" w:bidi="ar_AE"/>
         </w:rPr>
         <w:t>7</w:t>
       </w:r>
       <w:r>
         <w:rPr>
+          <w:rtl/>
+          <w:cs/>
           <w:lang w:val="ar_AE" w:bidi="ar_AE"/>
         </w:rPr>
         <w:t xml:space="preserve"> فَقَامَتْ هِيَ وَكَنَّتَاهَا وَانْطَلَقَتْ مِنْ مُوآبَ نَحْوَ بِلادِهَا، وَرَافَقَتْهَا كَنَّتَاهَا فِي طَرِيقِ الْعَوْدَةِ إِلَى أَرْضِ يَهُوذَا.</w:t>
       </w:r>
-      <w:r>
-        <w:rPr>
-          <w:lang w:val="ar_AE" w:bidi="ar_AE"/>
-        </w:rPr>
-      </w:r>
-      <w:r>
-        <w:rPr>
-          <w:lang w:val="ar_AE" w:bidi="ar_AE"/>
-        </w:rPr>
-      </w:r>
-    </w:p>
-    <w:p>
-      <w:pPr>
-        <w:bidi/>
-      </w:pPr>
-      <w:r>
-        <w:rPr>
-          <w:lang w:val="ar_AE" w:bidi="ar_AE"/>
-        </w:rPr>
-      </w:r>
-    </w:p>
-    <w:p>
-      <w:pPr>
-        <w:bidi/>
-      </w:pPr>
-      <w:r>
-        <w:rPr>
-          <w:lang w:val="ar_AE" w:bidi="ar_AE"/>
-        </w:rPr>
-      </w:r>
-      <w:r>
-        <w:rPr>
-          <w:vertAlign w:val="superscript"/>
+    </w:p>
+    <w:p>
+      <w:pPr>
+        <w:bidi/>
+      </w:pPr>
+      <w:r>
+        <w:rPr>
+          <w:rtl/>
+          <w:cs/>
+          <w:lang w:val="ar_AE" w:bidi="ar_AE"/>
+        </w:rPr>
+      </w:r>
+      <w:r>
+        <w:rPr>
+          <w:vertAlign w:val="superscript"/>
+          <w:rtl/>
+          <w:cs/>
           <w:lang w:val="ar_AE" w:bidi="ar_AE"/>
         </w:rPr>
         <w:t>8</w:t>
       </w:r>
       <w:r>
         <w:rPr>
+          <w:rtl/>
+          <w:cs/>
           <w:lang w:val="ar_AE" w:bidi="ar_AE"/>
         </w:rPr>
         <w:t xml:space="preserve"> فَقَالَتْ نُعْمِي لِكَنَّتَيْهَا: «هَيَّا لِتَرْجِعْ كُلٌّ مِنْكُمَا إِلَى بَيْتِ أُمِّهَا، وَلْيُبَارِكْكُمَا الرَّبُّ كَمَا أَحْسَنْتُمَا إِلَيَّ وَإِلَى زَوْجَيْكُمَا الْمُتَوَفَّيَيْنِ.</w:t>
       </w:r>
-      <w:r>
-        <w:rPr>
-          <w:lang w:val="ar_AE" w:bidi="ar_AE"/>
-        </w:rPr>
-      </w:r>
-      <w:r>
-        <w:rPr>
-          <w:lang w:val="ar_AE" w:bidi="ar_AE"/>
-        </w:rPr>
-      </w:r>
-    </w:p>
-    <w:p>
-      <w:pPr>
-        <w:bidi/>
-      </w:pPr>
-      <w:r>
-        <w:rPr>
-          <w:lang w:val="ar_AE" w:bidi="ar_AE"/>
-        </w:rPr>
-      </w:r>
-    </w:p>
-    <w:p>
-      <w:pPr>
-        <w:bidi/>
-      </w:pPr>
-      <w:r>
-        <w:rPr>
-          <w:lang w:val="ar_AE" w:bidi="ar_AE"/>
-        </w:rPr>
-      </w:r>
-      <w:r>
-        <w:rPr>
-          <w:vertAlign w:val="superscript"/>
+    </w:p>
+    <w:p>
+      <w:pPr>
+        <w:bidi/>
+      </w:pPr>
+      <w:r>
+        <w:rPr>
+          <w:rtl/>
+          <w:cs/>
+          <w:lang w:val="ar_AE" w:bidi="ar_AE"/>
+        </w:rPr>
+      </w:r>
+      <w:r>
+        <w:rPr>
+          <w:vertAlign w:val="superscript"/>
+          <w:rtl/>
+          <w:cs/>
           <w:lang w:val="ar_AE" w:bidi="ar_AE"/>
         </w:rPr>
         <w:t>9</w:t>
       </w:r>
       <w:r>
         <w:rPr>
+          <w:rtl/>
+          <w:cs/>
           <w:lang w:val="ar_AE" w:bidi="ar_AE"/>
         </w:rPr>
         <w:t xml:space="preserve"> وَلْيُنْعِمِ الرَّبُّ عَلَى كُلِّ وَاحِدَةٍ مِنْكُمَا بِزِيجَةٍ أُخْرَى سَعِيدَةٍ». وَقَبَّلَتْهُمَا وَانْخَرَطْنَ جَمِيعاً فِي الْبُكَاءِ بِصَوْتٍ مُرْتَفِعٍ.</w:t>
       </w:r>
-      <w:r>
-        <w:rPr>
-          <w:lang w:val="ar_AE" w:bidi="ar_AE"/>
-        </w:rPr>
-      </w:r>
-      <w:r>
-        <w:rPr>
-          <w:lang w:val="ar_AE" w:bidi="ar_AE"/>
-        </w:rPr>
-      </w:r>
-    </w:p>
-    <w:p>
-      <w:pPr>
-        <w:bidi/>
-      </w:pPr>
-      <w:r>
-        <w:rPr>
-          <w:lang w:val="ar_AE" w:bidi="ar_AE"/>
-        </w:rPr>
-      </w:r>
-    </w:p>
-    <w:p>
-      <w:pPr>
-        <w:bidi/>
-      </w:pPr>
-      <w:r>
-        <w:rPr>
-          <w:lang w:val="ar_AE" w:bidi="ar_AE"/>
-        </w:rPr>
-      </w:r>
-      <w:r>
-        <w:rPr>
-          <w:vertAlign w:val="superscript"/>
+    </w:p>
+    <w:p>
+      <w:pPr>
+        <w:bidi/>
+      </w:pPr>
+      <w:r>
+        <w:rPr>
+          <w:rtl/>
+          <w:cs/>
+          <w:lang w:val="ar_AE" w:bidi="ar_AE"/>
+        </w:rPr>
+      </w:r>
+      <w:r>
+        <w:rPr>
+          <w:vertAlign w:val="superscript"/>
+          <w:rtl/>
+          <w:cs/>
           <w:lang w:val="ar_AE" w:bidi="ar_AE"/>
         </w:rPr>
         <w:t>10</w:t>
       </w:r>
       <w:r>
         <w:rPr>
+          <w:rtl/>
+          <w:cs/>
           <w:lang w:val="ar_AE" w:bidi="ar_AE"/>
         </w:rPr>
         <w:t xml:space="preserve"> وَلَكِنَّهُمَا قَالَتَا لَهَا: «لا، سَنَمْضِي مَعَكِ إِلَى شَعْبِكِ».</w:t>
       </w:r>
-      <w:r>
-        <w:rPr>
-          <w:lang w:val="ar_AE" w:bidi="ar_AE"/>
-        </w:rPr>
-      </w:r>
-      <w:r>
-        <w:rPr>
-          <w:lang w:val="ar_AE" w:bidi="ar_AE"/>
-        </w:rPr>
-      </w:r>
-    </w:p>
-    <w:p>
-      <w:pPr>
-        <w:bidi/>
-      </w:pPr>
-      <w:r>
-        <w:rPr>
-          <w:lang w:val="ar_AE" w:bidi="ar_AE"/>
-        </w:rPr>
-      </w:r>
-    </w:p>
-    <w:p>
-      <w:pPr>
-        <w:bidi/>
-      </w:pPr>
-      <w:r>
-        <w:rPr>
-          <w:lang w:val="ar_AE" w:bidi="ar_AE"/>
-        </w:rPr>
-      </w:r>
-      <w:r>
-        <w:rPr>
-          <w:vertAlign w:val="superscript"/>
+    </w:p>
+    <w:p>
+      <w:pPr>
+        <w:bidi/>
+      </w:pPr>
+      <w:r>
+        <w:rPr>
+          <w:rtl/>
+          <w:cs/>
+          <w:lang w:val="ar_AE" w:bidi="ar_AE"/>
+        </w:rPr>
+      </w:r>
+      <w:r>
+        <w:rPr>
+          <w:vertAlign w:val="superscript"/>
+          <w:rtl/>
+          <w:cs/>
           <w:lang w:val="ar_AE" w:bidi="ar_AE"/>
         </w:rPr>
         <w:t>11</w:t>
       </w:r>
       <w:r>
         <w:rPr>
+          <w:rtl/>
+          <w:cs/>
           <w:lang w:val="ar_AE" w:bidi="ar_AE"/>
         </w:rPr>
         <w:t xml:space="preserve"> فَأَجَابَتْ نُعْمِي: «ارْجِعَا يَا ابْنَتَيَّ. لِمَاذَا تَأْتِيَانِ مَعِي؟ هَلْ أَنَا قَادِرَةٌ بَعْدُ عَلَى إِنْجَابِ بَنِينَ حَتَّى يَكْبُرُوا فَيَكُونُوا لَكُمَا زَوْجَيْنِ؟</w:t>
       </w:r>
-      <w:r>
-        <w:rPr>
-          <w:lang w:val="ar_AE" w:bidi="ar_AE"/>
-        </w:rPr>
-      </w:r>
-      <w:r>
-        <w:rPr>
-          <w:lang w:val="ar_AE" w:bidi="ar_AE"/>
-        </w:rPr>
-      </w:r>
-    </w:p>
-    <w:p>
-      <w:pPr>
-        <w:bidi/>
-      </w:pPr>
-      <w:r>
-        <w:rPr>
-          <w:lang w:val="ar_AE" w:bidi="ar_AE"/>
-        </w:rPr>
-      </w:r>
-    </w:p>
-    <w:p>
-      <w:pPr>
-        <w:bidi/>
-      </w:pPr>
-      <w:r>
-        <w:rPr>
-          <w:lang w:val="ar_AE" w:bidi="ar_AE"/>
-        </w:rPr>
-      </w:r>
-      <w:r>
-        <w:rPr>
-          <w:vertAlign w:val="superscript"/>
+    </w:p>
+    <w:p>
+      <w:pPr>
+        <w:bidi/>
+      </w:pPr>
+      <w:r>
+        <w:rPr>
+          <w:rtl/>
+          <w:cs/>
+          <w:lang w:val="ar_AE" w:bidi="ar_AE"/>
+        </w:rPr>
+      </w:r>
+      <w:r>
+        <w:rPr>
+          <w:vertAlign w:val="superscript"/>
+          <w:rtl/>
+          <w:cs/>
           <w:lang w:val="ar_AE" w:bidi="ar_AE"/>
         </w:rPr>
         <w:t>12</w:t>
       </w:r>
       <w:r>
         <w:rPr>
+          <w:rtl/>
+          <w:cs/>
           <w:lang w:val="ar_AE" w:bidi="ar_AE"/>
         </w:rPr>
         <w:t xml:space="preserve"> عُودَا يَا ابْنَتَيَّ، وَاذْهَبَا، فَأَنَا قَدْ شِخْتُ، وَلَمْ أَعُدْ صَالِحَةً لأَكُونَ زَوْجَةَ رَجُلٍ. وَحَتَّى لَوْ أَمَّلْتُ أَنْ أَتَزَوَّجَ اللَّيْلَةَ وَأُنْجِبَ بَنِينَ أَيْضاً،</w:t>
       </w:r>
-      <w:r>
-        <w:rPr>
-          <w:lang w:val="ar_AE" w:bidi="ar_AE"/>
-        </w:rPr>
-      </w:r>
-      <w:r>
-        <w:rPr>
-          <w:lang w:val="ar_AE" w:bidi="ar_AE"/>
-        </w:rPr>
-      </w:r>
-    </w:p>
-    <w:p>
-      <w:pPr>
-        <w:bidi/>
-      </w:pPr>
-      <w:r>
-        <w:rPr>
-          <w:lang w:val="ar_AE" w:bidi="ar_AE"/>
-        </w:rPr>
-      </w:r>
-    </w:p>
-    <w:p>
-      <w:pPr>
-        <w:bidi/>
-      </w:pPr>
-      <w:r>
-        <w:rPr>
-          <w:lang w:val="ar_AE" w:bidi="ar_AE"/>
-        </w:rPr>
-      </w:r>
-      <w:r>
-        <w:rPr>
-          <w:vertAlign w:val="superscript"/>
+    </w:p>
+    <w:p>
+      <w:pPr>
+        <w:bidi/>
+      </w:pPr>
+      <w:r>
+        <w:rPr>
+          <w:rtl/>
+          <w:cs/>
+          <w:lang w:val="ar_AE" w:bidi="ar_AE"/>
+        </w:rPr>
+      </w:r>
+      <w:r>
+        <w:rPr>
+          <w:vertAlign w:val="superscript"/>
+          <w:rtl/>
+          <w:cs/>
           <w:lang w:val="ar_AE" w:bidi="ar_AE"/>
         </w:rPr>
         <w:t>13</w:t>
       </w:r>
       <w:r>
         <w:rPr>
+          <w:rtl/>
+          <w:cs/>
           <w:lang w:val="ar_AE" w:bidi="ar_AE"/>
         </w:rPr>
         <w:t xml:space="preserve"> فَهَلْ تَنْتَظِرَانِ حَتَّى يَكْبُرُوا؟ وَهَلْ تَمْتَنِعَانِ عَنِ الزَّوَاجِ مِنْ أَجْلِهِمْ؟ لَا يَا ابْنَتَيَّ، فَإِنَّنِي حَزِينَةٌ جِدّاً مِنْ أَجْلِكُمَا لأَنَّ يَدَ الرَّبِّ قَدْ عَاقَبَتْنِي فَأَصَابَكُمَا الضَّرَرُ أَيْضاً».</w:t>
       </w:r>
-      <w:r>
-        <w:rPr>
-          <w:lang w:val="ar_AE" w:bidi="ar_AE"/>
-        </w:rPr>
-      </w:r>
-      <w:r>
-        <w:rPr>
-          <w:lang w:val="ar_AE" w:bidi="ar_AE"/>
-        </w:rPr>
-      </w:r>
-    </w:p>
-    <w:p>
-      <w:pPr>
-        <w:bidi/>
-      </w:pPr>
-      <w:r>
-        <w:rPr>
-          <w:lang w:val="ar_AE" w:bidi="ar_AE"/>
-        </w:rPr>
-      </w:r>
-    </w:p>
-    <w:p>
-      <w:pPr>
-        <w:bidi/>
-      </w:pPr>
-      <w:r>
-        <w:rPr>
-          <w:lang w:val="ar_AE" w:bidi="ar_AE"/>
-        </w:rPr>
-      </w:r>
-      <w:r>
-        <w:rPr>
-          <w:vertAlign w:val="superscript"/>
+    </w:p>
+    <w:p>
+      <w:pPr>
+        <w:bidi/>
+      </w:pPr>
+      <w:r>
+        <w:rPr>
+          <w:rtl/>
+          <w:cs/>
+          <w:lang w:val="ar_AE" w:bidi="ar_AE"/>
+        </w:rPr>
+      </w:r>
+      <w:r>
+        <w:rPr>
+          <w:vertAlign w:val="superscript"/>
+          <w:rtl/>
+          <w:cs/>
           <w:lang w:val="ar_AE" w:bidi="ar_AE"/>
         </w:rPr>
         <w:t>14</w:t>
       </w:r>
       <w:r>
         <w:rPr>
+          <w:rtl/>
+          <w:cs/>
           <w:lang w:val="ar_AE" w:bidi="ar_AE"/>
         </w:rPr>
         <w:t xml:space="preserve"> ثُمَّ أَجْهَشْنَ ثَانِيَةً فِي الْبُكَاءِ بِصَوْتٍ مُرْتَفِعٍ. وَقَبَّلَتْ عُرْفَةُ حَمَاتَهَا وَفَارَقَتْهَا، أَمَّا رَاعُوثُ فَالْتَصَقَتْ بِها.</w:t>
       </w:r>
-      <w:r>
-        <w:rPr>
-          <w:lang w:val="ar_AE" w:bidi="ar_AE"/>
-        </w:rPr>
-      </w:r>
-      <w:r>
-        <w:rPr>
-          <w:lang w:val="ar_AE" w:bidi="ar_AE"/>
-        </w:rPr>
-      </w:r>
-    </w:p>
-    <w:p>
-      <w:pPr>
-        <w:bidi/>
-      </w:pPr>
-      <w:r>
-        <w:rPr>
-          <w:lang w:val="ar_AE" w:bidi="ar_AE"/>
-        </w:rPr>
-      </w:r>
-    </w:p>
-    <w:p>
-      <w:pPr>
-        <w:bidi/>
-      </w:pPr>
-      <w:r>
-        <w:rPr>
-          <w:lang w:val="ar_AE" w:bidi="ar_AE"/>
-        </w:rPr>
-      </w:r>
-      <w:r>
-        <w:rPr>
-          <w:vertAlign w:val="superscript"/>
+    </w:p>
+    <w:p>
+      <w:pPr>
+        <w:bidi/>
+      </w:pPr>
+      <w:r>
+        <w:rPr>
+          <w:rtl/>
+          <w:cs/>
+          <w:lang w:val="ar_AE" w:bidi="ar_AE"/>
+        </w:rPr>
+      </w:r>
+      <w:r>
+        <w:rPr>
+          <w:vertAlign w:val="superscript"/>
+          <w:rtl/>
+          <w:cs/>
           <w:lang w:val="ar_AE" w:bidi="ar_AE"/>
         </w:rPr>
         <w:t>15</w:t>
       </w:r>
       <w:r>
         <w:rPr>
+          <w:rtl/>
+          <w:cs/>
           <w:lang w:val="ar_AE" w:bidi="ar_AE"/>
         </w:rPr>
         <w:t xml:space="preserve"> فَقَالَتْ نُعْمِي لَهَا: «هَا سِلْفَتُكِ قَدْ رَجَعَتْ إِلَى قَوْمِهَا وَآلِهَتِهَا، فَافْعَلِي أَنْتِ مِثْلَهَا».</w:t>
       </w:r>
-      <w:r>
-        <w:rPr>
-          <w:lang w:val="ar_AE" w:bidi="ar_AE"/>
-        </w:rPr>
-      </w:r>
-      <w:r>
-        <w:rPr>
-          <w:lang w:val="ar_AE" w:bidi="ar_AE"/>
-        </w:rPr>
-      </w:r>
-    </w:p>
-    <w:p>
-      <w:pPr>
-        <w:bidi/>
-      </w:pPr>
-      <w:r>
-        <w:rPr>
-          <w:lang w:val="ar_AE" w:bidi="ar_AE"/>
-        </w:rPr>
-      </w:r>
-    </w:p>
-    <w:p>
-      <w:pPr>
-        <w:bidi/>
-      </w:pPr>
-      <w:r>
-        <w:rPr>
-          <w:lang w:val="ar_AE" w:bidi="ar_AE"/>
-        </w:rPr>
-      </w:r>
-      <w:r>
-        <w:rPr>
-          <w:vertAlign w:val="superscript"/>
+    </w:p>
+    <w:p>
+      <w:pPr>
+        <w:bidi/>
+      </w:pPr>
+      <w:r>
+        <w:rPr>
+          <w:rtl/>
+          <w:cs/>
+          <w:lang w:val="ar_AE" w:bidi="ar_AE"/>
+        </w:rPr>
+      </w:r>
+      <w:r>
+        <w:rPr>
+          <w:vertAlign w:val="superscript"/>
+          <w:rtl/>
+          <w:cs/>
           <w:lang w:val="ar_AE" w:bidi="ar_AE"/>
         </w:rPr>
         <w:t>16</w:t>
       </w:r>
       <w:r>
         <w:rPr>
+          <w:rtl/>
+          <w:cs/>
           <w:lang w:val="ar_AE" w:bidi="ar_AE"/>
         </w:rPr>
         <w:t xml:space="preserve"> فَأَجَابَتْهَا رَاعُوثُ: «لا تُلِحِّي عَلَيَّ كَيْ أَتْرُكَكِ وَأُفَارِقَكِ، لأَنَّهُ حَيْثُمَا ذَهَبْتِ أَذْهَبُ، وَحَيْثُمَا مَكَثْتِ أَمْكُثُ. شَعْبُكِ شَعْبِي، وَإِلَهُكِ إِلَهِي.</w:t>
       </w:r>
-      <w:r>
-        <w:rPr>
-          <w:lang w:val="ar_AE" w:bidi="ar_AE"/>
-        </w:rPr>
-      </w:r>
-      <w:r>
-        <w:rPr>
-          <w:lang w:val="ar_AE" w:bidi="ar_AE"/>
-        </w:rPr>
-      </w:r>
-    </w:p>
-    <w:p>
-      <w:pPr>
-        <w:bidi/>
-      </w:pPr>
-      <w:r>
-        <w:rPr>
-          <w:lang w:val="ar_AE" w:bidi="ar_AE"/>
-        </w:rPr>
-      </w:r>
-    </w:p>
-    <w:p>
-      <w:pPr>
-        <w:bidi/>
-      </w:pPr>
-      <w:r>
-        <w:rPr>
-          <w:lang w:val="ar_AE" w:bidi="ar_AE"/>
-        </w:rPr>
-      </w:r>
-      <w:r>
-        <w:rPr>
-          <w:vertAlign w:val="superscript"/>
+    </w:p>
+    <w:p>
+      <w:pPr>
+        <w:bidi/>
+      </w:pPr>
+      <w:r>
+        <w:rPr>
+          <w:rtl/>
+          <w:cs/>
+          <w:lang w:val="ar_AE" w:bidi="ar_AE"/>
+        </w:rPr>
+      </w:r>
+      <w:r>
+        <w:rPr>
+          <w:vertAlign w:val="superscript"/>
+          <w:rtl/>
+          <w:cs/>
           <w:lang w:val="ar_AE" w:bidi="ar_AE"/>
         </w:rPr>
         <w:t>17</w:t>
       </w:r>
       <w:r>
         <w:rPr>
+          <w:rtl/>
+          <w:cs/>
           <w:lang w:val="ar_AE" w:bidi="ar_AE"/>
         </w:rPr>
         <w:t xml:space="preserve"> حَيْثُمَا مُتِّ أَمُوتُ وَأُدْفَنُ. وَلْيُعَاقِبْنِي الرَّبُّ أَشَدَّ عِقَابٍ إِنْ تَخَلَّيْتُ عَنْكِ، وَلَنْ يُفَرِّقَنِي عَنْكِ سِوَى الْمَوْتِ».</w:t>
       </w:r>
-      <w:r>
-        <w:rPr>
-          <w:lang w:val="ar_AE" w:bidi="ar_AE"/>
-        </w:rPr>
-      </w:r>
-      <w:r>
-        <w:rPr>
-          <w:lang w:val="ar_AE" w:bidi="ar_AE"/>
-        </w:rPr>
-      </w:r>
-    </w:p>
-    <w:p>
-      <w:pPr>
-        <w:bidi/>
-      </w:pPr>
-      <w:r>
-        <w:rPr>
-          <w:lang w:val="ar_AE" w:bidi="ar_AE"/>
-        </w:rPr>
-      </w:r>
-    </w:p>
-    <w:p>
-      <w:pPr>
-        <w:bidi/>
-      </w:pPr>
-      <w:r>
-        <w:rPr>
-          <w:lang w:val="ar_AE" w:bidi="ar_AE"/>
-        </w:rPr>
-      </w:r>
-      <w:r>
-        <w:rPr>
-          <w:vertAlign w:val="superscript"/>
+    </w:p>
+    <w:p>
+      <w:pPr>
+        <w:bidi/>
+      </w:pPr>
+      <w:r>
+        <w:rPr>
+          <w:rtl/>
+          <w:cs/>
+          <w:lang w:val="ar_AE" w:bidi="ar_AE"/>
+        </w:rPr>
+      </w:r>
+      <w:r>
+        <w:rPr>
+          <w:vertAlign w:val="superscript"/>
+          <w:rtl/>
+          <w:cs/>
           <w:lang w:val="ar_AE" w:bidi="ar_AE"/>
         </w:rPr>
         <w:t>18</w:t>
       </w:r>
       <w:r>
         <w:rPr>
+          <w:rtl/>
+          <w:cs/>
           <w:lang w:val="ar_AE" w:bidi="ar_AE"/>
         </w:rPr>
         <w:t xml:space="preserve"> فَلَمَّا رَأَتْ أَنَّهَا مُصِرَّةٌ عَلَى الذَّهَابِ مَعَهَا، كَفَّتْ عَنْ مُحَاوَلَةِ إِقْنَاعِهَا بِالرُّجُوعِ.</w:t>
       </w:r>
-      <w:r>
-        <w:rPr>
-          <w:lang w:val="ar_AE" w:bidi="ar_AE"/>
-        </w:rPr>
-      </w:r>
-      <w:r>
-        <w:rPr>
-          <w:lang w:val="ar_AE" w:bidi="ar_AE"/>
-        </w:rPr>
-      </w:r>
-    </w:p>
-    <w:p>
-      <w:pPr>
-        <w:bidi/>
-      </w:pPr>
-      <w:r>
-        <w:rPr>
-          <w:lang w:val="ar_AE" w:bidi="ar_AE"/>
-        </w:rPr>
-      </w:r>
-    </w:p>
-    <w:p>
-      <w:pPr>
-        <w:bidi/>
-      </w:pPr>
-      <w:r>
-        <w:rPr>
-          <w:lang w:val="ar_AE" w:bidi="ar_AE"/>
-        </w:rPr>
-      </w:r>
-      <w:r>
-        <w:rPr>
-          <w:vertAlign w:val="superscript"/>
+    </w:p>
+    <w:p>
+      <w:pPr>
+        <w:bidi/>
+      </w:pPr>
+      <w:r>
+        <w:rPr>
+          <w:rtl/>
+          <w:cs/>
+          <w:lang w:val="ar_AE" w:bidi="ar_AE"/>
+        </w:rPr>
+      </w:r>
+      <w:r>
+        <w:rPr>
+          <w:vertAlign w:val="superscript"/>
+          <w:rtl/>
+          <w:cs/>
           <w:lang w:val="ar_AE" w:bidi="ar_AE"/>
         </w:rPr>
         <w:t>19</w:t>
       </w:r>
       <w:r>
         <w:rPr>
+          <w:rtl/>
+          <w:cs/>
           <w:lang w:val="ar_AE" w:bidi="ar_AE"/>
         </w:rPr>
         <w:t xml:space="preserve"> وَتَابَعَتَا سَيْرَهُمَا حَتَّى دَخَلَتَا بَيْتَ لَحْمٍ، وَمَا إِنْ بَلَغَتَا الْمَدِينَةَ حَتَّى أَثَارَ رُجُوعُهُمَا أَهْلَهَا وَتَسَاءَلُوا: «أَهَذِهِ هِيَ نُعْمِي؟»</w:t>
       </w:r>
-      <w:r>
-        <w:rPr>
-          <w:lang w:val="ar_AE" w:bidi="ar_AE"/>
-        </w:rPr>
-      </w:r>
-      <w:r>
-        <w:rPr>
-          <w:lang w:val="ar_AE" w:bidi="ar_AE"/>
-        </w:rPr>
-      </w:r>
-    </w:p>
-    <w:p>
-      <w:pPr>
-        <w:bidi/>
-      </w:pPr>
-      <w:r>
-        <w:rPr>
-          <w:lang w:val="ar_AE" w:bidi="ar_AE"/>
-        </w:rPr>
-      </w:r>
-    </w:p>
-    <w:p>
-      <w:pPr>
-        <w:bidi/>
-      </w:pPr>
-      <w:r>
-        <w:rPr>
-          <w:lang w:val="ar_AE" w:bidi="ar_AE"/>
-        </w:rPr>
-      </w:r>
-      <w:r>
-        <w:rPr>
-          <w:vertAlign w:val="superscript"/>
+    </w:p>
+    <w:p>
+      <w:pPr>
+        <w:bidi/>
+      </w:pPr>
+      <w:r>
+        <w:rPr>
+          <w:rtl/>
+          <w:cs/>
+          <w:lang w:val="ar_AE" w:bidi="ar_AE"/>
+        </w:rPr>
+      </w:r>
+      <w:r>
+        <w:rPr>
+          <w:vertAlign w:val="superscript"/>
+          <w:rtl/>
+          <w:cs/>
           <w:lang w:val="ar_AE" w:bidi="ar_AE"/>
         </w:rPr>
         <w:t>20</w:t>
       </w:r>
       <w:r>
         <w:rPr>
+          <w:rtl/>
+          <w:cs/>
           <w:lang w:val="ar_AE" w:bidi="ar_AE"/>
         </w:rPr>
         <w:t xml:space="preserve"> فَقَالَتْ لَهُمْ: «لا تَدْعُونِي نُعْمِي بَلْ مُرَّةَ، لأَنَّ اللهَ الْقَدِيرَ قَدْ مَرَّرَ حَيَاتِي.</w:t>
       </w:r>
-      <w:r>
-        <w:rPr>
-          <w:lang w:val="ar_AE" w:bidi="ar_AE"/>
-        </w:rPr>
-      </w:r>
-      <w:r>
-        <w:rPr>
-          <w:lang w:val="ar_AE" w:bidi="ar_AE"/>
-        </w:rPr>
-      </w:r>
-    </w:p>
-    <w:p>
-      <w:pPr>
-        <w:bidi/>
-      </w:pPr>
-      <w:r>
-        <w:rPr>
-          <w:lang w:val="ar_AE" w:bidi="ar_AE"/>
-        </w:rPr>
-      </w:r>
-    </w:p>
-    <w:p>
-      <w:pPr>
-        <w:bidi/>
-      </w:pPr>
-      <w:r>
-        <w:rPr>
-          <w:lang w:val="ar_AE" w:bidi="ar_AE"/>
-        </w:rPr>
-      </w:r>
-      <w:r>
-        <w:rPr>
-          <w:vertAlign w:val="superscript"/>
+    </w:p>
+    <w:p>
+      <w:pPr>
+        <w:bidi/>
+      </w:pPr>
+      <w:r>
+        <w:rPr>
+          <w:rtl/>
+          <w:cs/>
+          <w:lang w:val="ar_AE" w:bidi="ar_AE"/>
+        </w:rPr>
+      </w:r>
+      <w:r>
+        <w:rPr>
+          <w:vertAlign w:val="superscript"/>
+          <w:rtl/>
+          <w:cs/>
           <w:lang w:val="ar_AE" w:bidi="ar_AE"/>
         </w:rPr>
         <w:t>21</w:t>
       </w:r>
       <w:r>
         <w:rPr>
+          <w:rtl/>
+          <w:cs/>
           <w:lang w:val="ar_AE" w:bidi="ar_AE"/>
         </w:rPr>
         <w:t xml:space="preserve"> لَقَدْ خَرَجْتُ مُمْتَلِئَةً وَأَرْجَعَنِي الرَّبُّ فَارِغَةَ الْيَدَيْنِ. فَلِمَاذَا تَدْعُونَنِي نُعْمِيَ وَالرَّبُّ قَدْ أَذَلَّنِي وَالْقَدِيرُ قَدْ فَجَعَنِي؟».</w:t>
       </w:r>
-      <w:r>
-        <w:rPr>
-          <w:lang w:val="ar_AE" w:bidi="ar_AE"/>
-        </w:rPr>
-      </w:r>
-      <w:r>
-        <w:rPr>
-          <w:lang w:val="ar_AE" w:bidi="ar_AE"/>
-        </w:rPr>
-      </w:r>
-    </w:p>
-    <w:p>
-      <w:pPr>
-        <w:bidi/>
-      </w:pPr>
-      <w:r>
-        <w:rPr>
-          <w:lang w:val="ar_AE" w:bidi="ar_AE"/>
-        </w:rPr>
-      </w:r>
-    </w:p>
-    <w:p>
-      <w:pPr>
-        <w:bidi/>
-      </w:pPr>
-      <w:r>
-        <w:rPr>
-          <w:lang w:val="ar_AE" w:bidi="ar_AE"/>
-        </w:rPr>
-      </w:r>
-      <w:r>
-        <w:rPr>
-          <w:vertAlign w:val="superscript"/>
+    </w:p>
+    <w:p>
+      <w:pPr>
+        <w:bidi/>
+      </w:pPr>
+      <w:r>
+        <w:rPr>
+          <w:rtl/>
+          <w:cs/>
+          <w:lang w:val="ar_AE" w:bidi="ar_AE"/>
+        </w:rPr>
+      </w:r>
+      <w:r>
+        <w:rPr>
+          <w:vertAlign w:val="superscript"/>
+          <w:rtl/>
+          <w:cs/>
           <w:lang w:val="ar_AE" w:bidi="ar_AE"/>
         </w:rPr>
         <w:t>22</w:t>
       </w:r>
       <w:r>
         <w:rPr>
+          <w:rtl/>
+          <w:cs/>
           <w:lang w:val="ar_AE" w:bidi="ar_AE"/>
         </w:rPr>
         <w:t xml:space="preserve"> وَهَكَذَا رَجَعَتْ نُعْمِي وَكَنَّتُهَا رَاعُوثُ الْمُوآبِيَّةُ مِنْ بِلادِ مُوآبَ، فَكَانَ وُصُولُهُمَا إِلَى بَيْتِ لَحْمٍ فِي مُسْتَهَلِّ مَوْسِمِ حَصَادِ الشَّعِيرِ.</w:t>
       </w:r>
-      <w:r>
-        <w:rPr>
-          <w:lang w:val="ar_AE" w:bidi="ar_AE"/>
-        </w:rPr>
-      </w:r>
-      <w:r>
-        <w:rPr>
-          <w:lang w:val="ar_AE" w:bidi="ar_AE"/>
-        </w:rPr>
-      </w:r>
-    </w:p>
-    <w:p>
-      <w:pPr>
-        <w:bidi/>
-      </w:pPr>
-      <w:r>
-        <w:rPr>
-          <w:lang w:val="ar_AE" w:bidi="ar_AE"/>
-        </w:rPr>
-      </w:r>
     </w:p>
     <w:p>
       <w:pPr>
@@ -1204,1004 +895,686 @@
       </w:pPr>
       <w:r>
         <w:rPr>
-          <w:lang w:val="ar_AE" w:bidi="ar_AE"/>
-        </w:rPr>
-        <w:t>Ruth 2:1</w:t>
-      </w:r>
-      <w:r>
-        <w:rPr>
-          <w:lang w:val="ar_AE" w:bidi="ar_AE"/>
-        </w:rPr>
-      </w:r>
-    </w:p>
-    <w:p>
-      <w:pPr>
-        <w:bidi/>
-      </w:pPr>
-      <w:r>
-        <w:rPr>
-          <w:lang w:val="ar_AE" w:bidi="ar_AE"/>
-        </w:rPr>
-      </w:r>
-      <w:r>
-        <w:rPr>
-          <w:vertAlign w:val="superscript"/>
+          <w:rtl/>
+          <w:cs/>
+          <w:lang w:val="ar_AE" w:bidi="ar_AE"/>
+        </w:rPr>
+        <w:t>راعوث 2:1</w:t>
+      </w:r>
+      <w:r>
+        <w:rPr>
+          <w:rtl/>
+          <w:cs/>
+          <w:lang w:val="ar_AE" w:bidi="ar_AE"/>
+        </w:rPr>
+      </w:r>
+    </w:p>
+    <w:p>
+      <w:pPr>
+        <w:bidi/>
+      </w:pPr>
+      <w:r>
+        <w:rPr>
+          <w:rtl/>
+          <w:cs/>
+          <w:lang w:val="ar_AE" w:bidi="ar_AE"/>
+        </w:rPr>
+      </w:r>
+      <w:r>
+        <w:rPr>
+          <w:vertAlign w:val="superscript"/>
+          <w:rtl/>
+          <w:cs/>
           <w:lang w:val="ar_AE" w:bidi="ar_AE"/>
         </w:rPr>
         <w:t>1</w:t>
       </w:r>
       <w:r>
         <w:rPr>
+          <w:rtl/>
+          <w:cs/>
           <w:lang w:val="ar_AE" w:bidi="ar_AE"/>
         </w:rPr>
         <w:t xml:space="preserve"> وَكَانَ لِنُعْمِي قَرِيبٌ وَاسِعُ الثَّرَاءِ وَالنُّفُوذِ، مِنْ عَشِيرَةِ أَلِيمَالِكَ زَوْجِهَا، اسْمُهُ بُوعَزُ.</w:t>
       </w:r>
-      <w:r>
-        <w:rPr>
-          <w:lang w:val="ar_AE" w:bidi="ar_AE"/>
-        </w:rPr>
-      </w:r>
-      <w:r>
-        <w:rPr>
-          <w:lang w:val="ar_AE" w:bidi="ar_AE"/>
-        </w:rPr>
-      </w:r>
-    </w:p>
-    <w:p>
-      <w:pPr>
-        <w:bidi/>
-      </w:pPr>
-      <w:r>
-        <w:rPr>
-          <w:lang w:val="ar_AE" w:bidi="ar_AE"/>
-        </w:rPr>
-      </w:r>
-    </w:p>
-    <w:p>
-      <w:pPr>
-        <w:bidi/>
-      </w:pPr>
-      <w:r>
-        <w:rPr>
-          <w:lang w:val="ar_AE" w:bidi="ar_AE"/>
-        </w:rPr>
-      </w:r>
-      <w:r>
-        <w:rPr>
-          <w:vertAlign w:val="superscript"/>
+    </w:p>
+    <w:p>
+      <w:pPr>
+        <w:bidi/>
+      </w:pPr>
+      <w:r>
+        <w:rPr>
+          <w:rtl/>
+          <w:cs/>
+          <w:lang w:val="ar_AE" w:bidi="ar_AE"/>
+        </w:rPr>
+      </w:r>
+      <w:r>
+        <w:rPr>
+          <w:vertAlign w:val="superscript"/>
+          <w:rtl/>
+          <w:cs/>
           <w:lang w:val="ar_AE" w:bidi="ar_AE"/>
         </w:rPr>
         <w:t>2</w:t>
       </w:r>
       <w:r>
         <w:rPr>
+          <w:rtl/>
+          <w:cs/>
           <w:lang w:val="ar_AE" w:bidi="ar_AE"/>
         </w:rPr>
         <w:t xml:space="preserve"> فَقَالَتْ رَاعُوثُ الْمُوآبِيَّةُ لِنُعْمِي: «دَعِينِي أَذْهَبُ إِلَى الْحَقْلِ وَأَلْتَقِطُ السَّنَابِلَ الْمُتَخَلِّفَةَ عَنْ أَيِّ وَاحِدٍ أَحْظَى بِرِضَاهُ». فَأَجَابَتْهَا: «اذْهَبِي يَا ابْنَتِي»</w:t>
       </w:r>
-      <w:r>
-        <w:rPr>
-          <w:lang w:val="ar_AE" w:bidi="ar_AE"/>
-        </w:rPr>
-      </w:r>
-      <w:r>
-        <w:rPr>
-          <w:lang w:val="ar_AE" w:bidi="ar_AE"/>
-        </w:rPr>
-      </w:r>
-    </w:p>
-    <w:p>
-      <w:pPr>
-        <w:bidi/>
-      </w:pPr>
-      <w:r>
-        <w:rPr>
-          <w:lang w:val="ar_AE" w:bidi="ar_AE"/>
-        </w:rPr>
-      </w:r>
-    </w:p>
-    <w:p>
-      <w:pPr>
-        <w:bidi/>
-      </w:pPr>
-      <w:r>
-        <w:rPr>
-          <w:lang w:val="ar_AE" w:bidi="ar_AE"/>
-        </w:rPr>
-      </w:r>
-      <w:r>
-        <w:rPr>
-          <w:vertAlign w:val="superscript"/>
+    </w:p>
+    <w:p>
+      <w:pPr>
+        <w:bidi/>
+      </w:pPr>
+      <w:r>
+        <w:rPr>
+          <w:rtl/>
+          <w:cs/>
+          <w:lang w:val="ar_AE" w:bidi="ar_AE"/>
+        </w:rPr>
+      </w:r>
+      <w:r>
+        <w:rPr>
+          <w:vertAlign w:val="superscript"/>
+          <w:rtl/>
+          <w:cs/>
           <w:lang w:val="ar_AE" w:bidi="ar_AE"/>
         </w:rPr>
         <w:t>3</w:t>
       </w:r>
       <w:r>
         <w:rPr>
+          <w:rtl/>
+          <w:cs/>
           <w:lang w:val="ar_AE" w:bidi="ar_AE"/>
         </w:rPr>
         <w:t xml:space="preserve"> فَمَضَتْ إِلَى حَقْلٍ وَشَرَعَتْ تَلْتَقِطُ السَّنَابِلَ وَرَاءَ الْحَصَّادِينَ.</w:t>
       </w:r>
-      <w:r>
-        <w:rPr>
-          <w:lang w:val="ar_AE" w:bidi="ar_AE"/>
-        </w:rPr>
-      </w:r>
-      <w:r>
-        <w:rPr>
-          <w:lang w:val="ar_AE" w:bidi="ar_AE"/>
-        </w:rPr>
-      </w:r>
-    </w:p>
-    <w:p>
-      <w:pPr>
-        <w:bidi/>
-      </w:pPr>
-      <w:r>
-        <w:rPr>
-          <w:lang w:val="ar_AE" w:bidi="ar_AE"/>
-        </w:rPr>
-      </w:r>
-    </w:p>
-    <w:p>
-      <w:pPr>
-        <w:bidi/>
-      </w:pPr>
-      <w:r>
-        <w:rPr>
-          <w:lang w:val="ar_AE" w:bidi="ar_AE"/>
-        </w:rPr>
-      </w:r>
-      <w:r>
-        <w:rPr>
-          <w:vertAlign w:val="superscript"/>
+    </w:p>
+    <w:p>
+      <w:pPr>
+        <w:bidi/>
+      </w:pPr>
+      <w:r>
+        <w:rPr>
+          <w:rtl/>
+          <w:cs/>
+          <w:lang w:val="ar_AE" w:bidi="ar_AE"/>
+        </w:rPr>
+      </w:r>
+      <w:r>
+        <w:rPr>
+          <w:vertAlign w:val="superscript"/>
+          <w:rtl/>
+          <w:cs/>
           <w:lang w:val="ar_AE" w:bidi="ar_AE"/>
         </w:rPr>
         <w:t>4</w:t>
       </w:r>
       <w:r>
         <w:rPr>
+          <w:rtl/>
+          <w:cs/>
           <w:lang w:val="ar_AE" w:bidi="ar_AE"/>
         </w:rPr>
         <w:t xml:space="preserve"> وَاتَّفَقَ أَنَّ قِطْعَةَ الْحَقْلِ الَّتِي رَاحَتْ رَاعُوثُ تَلْتَقِطُ مِنْهَا السَّنَابِلَ، كَانَتْ مِلْكاً لِبُوعَزَ مِنْ عَشِيرَةِ أَلِيمَالِكَ.</w:t>
       </w:r>
-      <w:r>
-        <w:rPr>
-          <w:lang w:val="ar_AE" w:bidi="ar_AE"/>
-        </w:rPr>
-      </w:r>
-      <w:r>
-        <w:rPr>
-          <w:lang w:val="ar_AE" w:bidi="ar_AE"/>
-        </w:rPr>
-      </w:r>
-    </w:p>
-    <w:p>
-      <w:pPr>
-        <w:bidi/>
-      </w:pPr>
-      <w:r>
-        <w:rPr>
-          <w:lang w:val="ar_AE" w:bidi="ar_AE"/>
-        </w:rPr>
-      </w:r>
-    </w:p>
-    <w:p>
-      <w:pPr>
-        <w:bidi/>
-      </w:pPr>
-      <w:r>
-        <w:rPr>
-          <w:lang w:val="ar_AE" w:bidi="ar_AE"/>
-        </w:rPr>
-      </w:r>
-      <w:r>
-        <w:rPr>
-          <w:vertAlign w:val="superscript"/>
+    </w:p>
+    <w:p>
+      <w:pPr>
+        <w:bidi/>
+      </w:pPr>
+      <w:r>
+        <w:rPr>
+          <w:rtl/>
+          <w:cs/>
+          <w:lang w:val="ar_AE" w:bidi="ar_AE"/>
+        </w:rPr>
+      </w:r>
+      <w:r>
+        <w:rPr>
+          <w:vertAlign w:val="superscript"/>
+          <w:rtl/>
+          <w:cs/>
           <w:lang w:val="ar_AE" w:bidi="ar_AE"/>
         </w:rPr>
         <w:t>5</w:t>
       </w:r>
       <w:r>
         <w:rPr>
+          <w:rtl/>
+          <w:cs/>
           <w:lang w:val="ar_AE" w:bidi="ar_AE"/>
         </w:rPr>
         <w:t xml:space="preserve"> وَجَاءَ بُوعَزُ مِنْ بَيْتِ لَحْمٍ وَقَالَ لِلْحَصَّادِينَ: «الرَّبُّ مَعَكُمْ». فَأَجَابُوهُ «يُبَارِكُكَ الرَّبُّ».</w:t>
       </w:r>
-      <w:r>
-        <w:rPr>
-          <w:lang w:val="ar_AE" w:bidi="ar_AE"/>
-        </w:rPr>
-      </w:r>
-      <w:r>
-        <w:rPr>
-          <w:lang w:val="ar_AE" w:bidi="ar_AE"/>
-        </w:rPr>
-      </w:r>
-    </w:p>
-    <w:p>
-      <w:pPr>
-        <w:bidi/>
-      </w:pPr>
-      <w:r>
-        <w:rPr>
-          <w:lang w:val="ar_AE" w:bidi="ar_AE"/>
-        </w:rPr>
-      </w:r>
-    </w:p>
-    <w:p>
-      <w:pPr>
-        <w:bidi/>
-      </w:pPr>
-      <w:r>
-        <w:rPr>
-          <w:lang w:val="ar_AE" w:bidi="ar_AE"/>
-        </w:rPr>
-      </w:r>
-      <w:r>
-        <w:rPr>
-          <w:vertAlign w:val="superscript"/>
+    </w:p>
+    <w:p>
+      <w:pPr>
+        <w:bidi/>
+      </w:pPr>
+      <w:r>
+        <w:rPr>
+          <w:rtl/>
+          <w:cs/>
+          <w:lang w:val="ar_AE" w:bidi="ar_AE"/>
+        </w:rPr>
+      </w:r>
+      <w:r>
+        <w:rPr>
+          <w:vertAlign w:val="superscript"/>
+          <w:rtl/>
+          <w:cs/>
           <w:lang w:val="ar_AE" w:bidi="ar_AE"/>
         </w:rPr>
         <w:t>6</w:t>
       </w:r>
       <w:r>
         <w:rPr>
+          <w:rtl/>
+          <w:cs/>
           <w:lang w:val="ar_AE" w:bidi="ar_AE"/>
         </w:rPr>
         <w:t xml:space="preserve"> فَسَأَلَ بُوعَزُ غُلَامَهُ الْمُشْرِفَ عَلَى الْحَصَّادِينَ: «مَنْ هَذِهِ الْفَتَاةُ؟» فَأَجَابَهُ: «هِيَ فَتَاةٌ مُوآبِيَّةٌ، رَجَعَتْ مَعْ نُعْمِي مِنْ بِلادِ مُوآبَ.</w:t>
       </w:r>
-      <w:r>
-        <w:rPr>
-          <w:lang w:val="ar_AE" w:bidi="ar_AE"/>
-        </w:rPr>
-      </w:r>
-      <w:r>
-        <w:rPr>
-          <w:lang w:val="ar_AE" w:bidi="ar_AE"/>
-        </w:rPr>
-      </w:r>
-    </w:p>
-    <w:p>
-      <w:pPr>
-        <w:bidi/>
-      </w:pPr>
-      <w:r>
-        <w:rPr>
-          <w:lang w:val="ar_AE" w:bidi="ar_AE"/>
-        </w:rPr>
-      </w:r>
-    </w:p>
-    <w:p>
-      <w:pPr>
-        <w:bidi/>
-      </w:pPr>
-      <w:r>
-        <w:rPr>
-          <w:lang w:val="ar_AE" w:bidi="ar_AE"/>
-        </w:rPr>
-      </w:r>
-      <w:r>
-        <w:rPr>
-          <w:vertAlign w:val="superscript"/>
+    </w:p>
+    <w:p>
+      <w:pPr>
+        <w:bidi/>
+      </w:pPr>
+      <w:r>
+        <w:rPr>
+          <w:rtl/>
+          <w:cs/>
+          <w:lang w:val="ar_AE" w:bidi="ar_AE"/>
+        </w:rPr>
+      </w:r>
+      <w:r>
+        <w:rPr>
+          <w:vertAlign w:val="superscript"/>
+          <w:rtl/>
+          <w:cs/>
           <w:lang w:val="ar_AE" w:bidi="ar_AE"/>
         </w:rPr>
         <w:t>7</w:t>
       </w:r>
       <w:r>
         <w:rPr>
+          <w:rtl/>
+          <w:cs/>
           <w:lang w:val="ar_AE" w:bidi="ar_AE"/>
         </w:rPr>
         <w:t xml:space="preserve"> وَطَلَبَتْ قَائِلَةً: دَعُونِي أَلْتَقِطُ وَأَجْمَعُ السَّنَابِلَ الْمُتَسَاقِطَةَ بَيْنَ الْحُزَمِ وَرَاءَ الْحَصَّادِينَ، وَقَدْ ظَلَّتْ تَلْتَقِطُ مِنَ الصَّبَاحِ إِلَى الآنَ، لَمْ تَسْتَرِحْ فِي الظِّلِّ إِلّا قَلِيلاً».</w:t>
       </w:r>
-      <w:r>
-        <w:rPr>
-          <w:lang w:val="ar_AE" w:bidi="ar_AE"/>
-        </w:rPr>
-      </w:r>
-      <w:r>
-        <w:rPr>
-          <w:lang w:val="ar_AE" w:bidi="ar_AE"/>
-        </w:rPr>
-      </w:r>
-    </w:p>
-    <w:p>
-      <w:pPr>
-        <w:bidi/>
-      </w:pPr>
-      <w:r>
-        <w:rPr>
-          <w:lang w:val="ar_AE" w:bidi="ar_AE"/>
-        </w:rPr>
-      </w:r>
-    </w:p>
-    <w:p>
-      <w:pPr>
-        <w:bidi/>
-      </w:pPr>
-      <w:r>
-        <w:rPr>
-          <w:lang w:val="ar_AE" w:bidi="ar_AE"/>
-        </w:rPr>
-      </w:r>
-      <w:r>
-        <w:rPr>
-          <w:vertAlign w:val="superscript"/>
+    </w:p>
+    <w:p>
+      <w:pPr>
+        <w:bidi/>
+      </w:pPr>
+      <w:r>
+        <w:rPr>
+          <w:rtl/>
+          <w:cs/>
+          <w:lang w:val="ar_AE" w:bidi="ar_AE"/>
+        </w:rPr>
+      </w:r>
+      <w:r>
+        <w:rPr>
+          <w:vertAlign w:val="superscript"/>
+          <w:rtl/>
+          <w:cs/>
           <w:lang w:val="ar_AE" w:bidi="ar_AE"/>
         </w:rPr>
         <w:t>8</w:t>
       </w:r>
       <w:r>
         <w:rPr>
+          <w:rtl/>
+          <w:cs/>
           <w:lang w:val="ar_AE" w:bidi="ar_AE"/>
         </w:rPr>
         <w:t xml:space="preserve"> فَقَالَ بُوعَزُ لِرَاعُوثَ: «اسْتَمِعِي يَا ابْنَتِي، امْكُثِي هُنَا لِتَلْتَقِطِي السَّنَابِلَ وَلا تَذْهَبِي إِلَى حَقْلٍ آخَرَ، وَلازِمِي فَتَيَاتِي الْعَامِلاتِ فِيهِ.</w:t>
       </w:r>
-      <w:r>
-        <w:rPr>
-          <w:lang w:val="ar_AE" w:bidi="ar_AE"/>
-        </w:rPr>
-      </w:r>
-      <w:r>
-        <w:rPr>
-          <w:lang w:val="ar_AE" w:bidi="ar_AE"/>
-        </w:rPr>
-      </w:r>
-    </w:p>
-    <w:p>
-      <w:pPr>
-        <w:bidi/>
-      </w:pPr>
-      <w:r>
-        <w:rPr>
-          <w:lang w:val="ar_AE" w:bidi="ar_AE"/>
-        </w:rPr>
-      </w:r>
-    </w:p>
-    <w:p>
-      <w:pPr>
-        <w:bidi/>
-      </w:pPr>
-      <w:r>
-        <w:rPr>
-          <w:lang w:val="ar_AE" w:bidi="ar_AE"/>
-        </w:rPr>
-      </w:r>
-      <w:r>
-        <w:rPr>
-          <w:vertAlign w:val="superscript"/>
+    </w:p>
+    <w:p>
+      <w:pPr>
+        <w:bidi/>
+      </w:pPr>
+      <w:r>
+        <w:rPr>
+          <w:rtl/>
+          <w:cs/>
+          <w:lang w:val="ar_AE" w:bidi="ar_AE"/>
+        </w:rPr>
+      </w:r>
+      <w:r>
+        <w:rPr>
+          <w:vertAlign w:val="superscript"/>
+          <w:rtl/>
+          <w:cs/>
           <w:lang w:val="ar_AE" w:bidi="ar_AE"/>
         </w:rPr>
         <w:t>9</w:t>
       </w:r>
       <w:r>
         <w:rPr>
+          <w:rtl/>
+          <w:cs/>
           <w:lang w:val="ar_AE" w:bidi="ar_AE"/>
         </w:rPr>
         <w:t xml:space="preserve"> رَاقِبِي الْحَقْلَ الَّذِي يَحْصُدُهُ الْحَصَّادُونَ وَاذْهَبِي وَرَاءَهُمْ، فَقَدْ أَوْصَيْتُ الْغِلْمَانَ أَلّا يَمَسُّوكِ بِسُوءٍ. وَإذَا شَعَرْتِ بِالْعَطَشِ فَاذْهَبِي وَاشْرَبِي مِنَ الآنِيَةِ الَّتِي مَلأُوهَا».</w:t>
       </w:r>
-      <w:r>
-        <w:rPr>
-          <w:lang w:val="ar_AE" w:bidi="ar_AE"/>
-        </w:rPr>
-      </w:r>
-      <w:r>
-        <w:rPr>
-          <w:lang w:val="ar_AE" w:bidi="ar_AE"/>
-        </w:rPr>
-      </w:r>
-    </w:p>
-    <w:p>
-      <w:pPr>
-        <w:bidi/>
-      </w:pPr>
-      <w:r>
-        <w:rPr>
-          <w:lang w:val="ar_AE" w:bidi="ar_AE"/>
-        </w:rPr>
-      </w:r>
-    </w:p>
-    <w:p>
-      <w:pPr>
-        <w:bidi/>
-      </w:pPr>
-      <w:r>
-        <w:rPr>
-          <w:lang w:val="ar_AE" w:bidi="ar_AE"/>
-        </w:rPr>
-      </w:r>
-      <w:r>
-        <w:rPr>
-          <w:vertAlign w:val="superscript"/>
+    </w:p>
+    <w:p>
+      <w:pPr>
+        <w:bidi/>
+      </w:pPr>
+      <w:r>
+        <w:rPr>
+          <w:rtl/>
+          <w:cs/>
+          <w:lang w:val="ar_AE" w:bidi="ar_AE"/>
+        </w:rPr>
+      </w:r>
+      <w:r>
+        <w:rPr>
+          <w:vertAlign w:val="superscript"/>
+          <w:rtl/>
+          <w:cs/>
           <w:lang w:val="ar_AE" w:bidi="ar_AE"/>
         </w:rPr>
         <w:t>10</w:t>
       </w:r>
       <w:r>
         <w:rPr>
+          <w:rtl/>
+          <w:cs/>
           <w:lang w:val="ar_AE" w:bidi="ar_AE"/>
         </w:rPr>
         <w:t xml:space="preserve"> فَانْحَنَتْ بِرَأْسِهَا إِلَى الأَرْضِ وَقَالَتْ لَهُ: «كَيْفَ لَقِيتُ حُظْوَةً لَدَيْكَ فَاهْتَمَمْتَ بِي أَنَا الْغَرِيبَةَ؟»</w:t>
       </w:r>
-      <w:r>
-        <w:rPr>
-          <w:lang w:val="ar_AE" w:bidi="ar_AE"/>
-        </w:rPr>
-      </w:r>
-      <w:r>
-        <w:rPr>
-          <w:lang w:val="ar_AE" w:bidi="ar_AE"/>
-        </w:rPr>
-      </w:r>
-    </w:p>
-    <w:p>
-      <w:pPr>
-        <w:bidi/>
-      </w:pPr>
-      <w:r>
-        <w:rPr>
-          <w:lang w:val="ar_AE" w:bidi="ar_AE"/>
-        </w:rPr>
-      </w:r>
-    </w:p>
-    <w:p>
-      <w:pPr>
-        <w:bidi/>
-      </w:pPr>
-      <w:r>
-        <w:rPr>
-          <w:lang w:val="ar_AE" w:bidi="ar_AE"/>
-        </w:rPr>
-      </w:r>
-      <w:r>
-        <w:rPr>
-          <w:vertAlign w:val="superscript"/>
+    </w:p>
+    <w:p>
+      <w:pPr>
+        <w:bidi/>
+      </w:pPr>
+      <w:r>
+        <w:rPr>
+          <w:rtl/>
+          <w:cs/>
+          <w:lang w:val="ar_AE" w:bidi="ar_AE"/>
+        </w:rPr>
+      </w:r>
+      <w:r>
+        <w:rPr>
+          <w:vertAlign w:val="superscript"/>
+          <w:rtl/>
+          <w:cs/>
           <w:lang w:val="ar_AE" w:bidi="ar_AE"/>
         </w:rPr>
         <w:t>11</w:t>
       </w:r>
       <w:r>
         <w:rPr>
+          <w:rtl/>
+          <w:cs/>
           <w:lang w:val="ar_AE" w:bidi="ar_AE"/>
         </w:rPr>
         <w:t xml:space="preserve"> فَأَجَابَهَا بُوعَزُ: «لَقَدْ بَلَغَنِي مَا أَحْسَنْتِ بِهِ إِلَى حَمَاتِكِ بَعْدَ مَوْتِ زَوْجِكِ، حَتَّى إِنَّكِ تَخَلَّيْتِ عَنْ أَبِيكِ وَأُمِّكِ وَأَرْضِ مَوْلِدِكِ، وَجِئْتِ إِلَى شَعْبٍ لَمْ تَعْرِفِيهِ مِنْ قَبْلُ.</w:t>
       </w:r>
-      <w:r>
-        <w:rPr>
-          <w:lang w:val="ar_AE" w:bidi="ar_AE"/>
-        </w:rPr>
-      </w:r>
-      <w:r>
-        <w:rPr>
-          <w:lang w:val="ar_AE" w:bidi="ar_AE"/>
-        </w:rPr>
-      </w:r>
-    </w:p>
-    <w:p>
-      <w:pPr>
-        <w:bidi/>
-      </w:pPr>
-      <w:r>
-        <w:rPr>
-          <w:lang w:val="ar_AE" w:bidi="ar_AE"/>
-        </w:rPr>
-      </w:r>
-    </w:p>
-    <w:p>
-      <w:pPr>
-        <w:bidi/>
-      </w:pPr>
-      <w:r>
-        <w:rPr>
-          <w:lang w:val="ar_AE" w:bidi="ar_AE"/>
-        </w:rPr>
-      </w:r>
-      <w:r>
-        <w:rPr>
-          <w:vertAlign w:val="superscript"/>
+    </w:p>
+    <w:p>
+      <w:pPr>
+        <w:bidi/>
+      </w:pPr>
+      <w:r>
+        <w:rPr>
+          <w:rtl/>
+          <w:cs/>
+          <w:lang w:val="ar_AE" w:bidi="ar_AE"/>
+        </w:rPr>
+      </w:r>
+      <w:r>
+        <w:rPr>
+          <w:vertAlign w:val="superscript"/>
+          <w:rtl/>
+          <w:cs/>
           <w:lang w:val="ar_AE" w:bidi="ar_AE"/>
         </w:rPr>
         <w:t>12</w:t>
       </w:r>
       <w:r>
         <w:rPr>
+          <w:rtl/>
+          <w:cs/>
           <w:lang w:val="ar_AE" w:bidi="ar_AE"/>
         </w:rPr>
         <w:t xml:space="preserve"> لِيُكَافِئْكِ الرَّبُّ إِلَهُ إِسْرَائِيلَ، الَّذِي جِئْتِ لِتَحْتَمِيَ تَحْتَ جَنَاحَيْهِ، وَفْقاً لإِحْسَانِكِ. وَلْيَكُنْ أَجْرُكِ كَامِلاً مِنْ عِنْدِهِ».</w:t>
       </w:r>
-      <w:r>
-        <w:rPr>
-          <w:lang w:val="ar_AE" w:bidi="ar_AE"/>
-        </w:rPr>
-      </w:r>
-      <w:r>
-        <w:rPr>
-          <w:lang w:val="ar_AE" w:bidi="ar_AE"/>
-        </w:rPr>
-      </w:r>
-    </w:p>
-    <w:p>
-      <w:pPr>
-        <w:bidi/>
-      </w:pPr>
-      <w:r>
-        <w:rPr>
-          <w:lang w:val="ar_AE" w:bidi="ar_AE"/>
-        </w:rPr>
-      </w:r>
-    </w:p>
-    <w:p>
-      <w:pPr>
-        <w:bidi/>
-      </w:pPr>
-      <w:r>
-        <w:rPr>
-          <w:lang w:val="ar_AE" w:bidi="ar_AE"/>
-        </w:rPr>
-      </w:r>
-      <w:r>
-        <w:rPr>
-          <w:vertAlign w:val="superscript"/>
+    </w:p>
+    <w:p>
+      <w:pPr>
+        <w:bidi/>
+      </w:pPr>
+      <w:r>
+        <w:rPr>
+          <w:rtl/>
+          <w:cs/>
+          <w:lang w:val="ar_AE" w:bidi="ar_AE"/>
+        </w:rPr>
+      </w:r>
+      <w:r>
+        <w:rPr>
+          <w:vertAlign w:val="superscript"/>
+          <w:rtl/>
+          <w:cs/>
           <w:lang w:val="ar_AE" w:bidi="ar_AE"/>
         </w:rPr>
         <w:t>13</w:t>
       </w:r>
       <w:r>
         <w:rPr>
+          <w:rtl/>
+          <w:cs/>
           <w:lang w:val="ar_AE" w:bidi="ar_AE"/>
         </w:rPr>
         <w:t xml:space="preserve"> فَقَالَتْ: «لَيْتَنِي أَظَلُّ مُتَمَتِّعَةً بِرِضَى سَيِّدِي، فَقَدْ عَزَّيْتَنِي وَطَيَّبْتَ قَلْبَ جَارِيَتِكَ، مَعْ أَنَّنِي لَا أُسَاوِي وَاحِدَةً مِنْ جَوَارِيكَ».</w:t>
       </w:r>
-      <w:r>
-        <w:rPr>
-          <w:lang w:val="ar_AE" w:bidi="ar_AE"/>
-        </w:rPr>
-      </w:r>
-      <w:r>
-        <w:rPr>
-          <w:lang w:val="ar_AE" w:bidi="ar_AE"/>
-        </w:rPr>
-      </w:r>
-    </w:p>
-    <w:p>
-      <w:pPr>
-        <w:bidi/>
-      </w:pPr>
-      <w:r>
-        <w:rPr>
-          <w:lang w:val="ar_AE" w:bidi="ar_AE"/>
-        </w:rPr>
-      </w:r>
-    </w:p>
-    <w:p>
-      <w:pPr>
-        <w:bidi/>
-      </w:pPr>
-      <w:r>
-        <w:rPr>
-          <w:lang w:val="ar_AE" w:bidi="ar_AE"/>
-        </w:rPr>
-      </w:r>
-      <w:r>
-        <w:rPr>
-          <w:vertAlign w:val="superscript"/>
+    </w:p>
+    <w:p>
+      <w:pPr>
+        <w:bidi/>
+      </w:pPr>
+      <w:r>
+        <w:rPr>
+          <w:rtl/>
+          <w:cs/>
+          <w:lang w:val="ar_AE" w:bidi="ar_AE"/>
+        </w:rPr>
+      </w:r>
+      <w:r>
+        <w:rPr>
+          <w:vertAlign w:val="superscript"/>
+          <w:rtl/>
+          <w:cs/>
           <w:lang w:val="ar_AE" w:bidi="ar_AE"/>
         </w:rPr>
         <w:t>14</w:t>
       </w:r>
       <w:r>
         <w:rPr>
+          <w:rtl/>
+          <w:cs/>
           <w:lang w:val="ar_AE" w:bidi="ar_AE"/>
         </w:rPr>
         <w:t xml:space="preserve"> وَعِنْدَمَا حَلَّ مَوْعِدُ الأَكْلِ، قَالَ لَهَا بُوعَزُ: «تَقَدَّمِي وَكُلِي بَعْضَ الْخُبْزِ، وَاغْمِسِي لُقْمَتَكِ فِي الْخَمْرِ». فَجَلَسَتْ بِجَانِبِ الْحَصَّادِينَ، فَنَاوَلَهَا فَرِيكاً فَأَكَلَتْ وَشَبِعَتْ وَفَاضَ عَنْهَا.</w:t>
       </w:r>
-      <w:r>
-        <w:rPr>
-          <w:lang w:val="ar_AE" w:bidi="ar_AE"/>
-        </w:rPr>
-      </w:r>
-      <w:r>
-        <w:rPr>
-          <w:lang w:val="ar_AE" w:bidi="ar_AE"/>
-        </w:rPr>
-      </w:r>
-    </w:p>
-    <w:p>
-      <w:pPr>
-        <w:bidi/>
-      </w:pPr>
-      <w:r>
-        <w:rPr>
-          <w:lang w:val="ar_AE" w:bidi="ar_AE"/>
-        </w:rPr>
-      </w:r>
-    </w:p>
-    <w:p>
-      <w:pPr>
-        <w:bidi/>
-      </w:pPr>
-      <w:r>
-        <w:rPr>
-          <w:lang w:val="ar_AE" w:bidi="ar_AE"/>
-        </w:rPr>
-      </w:r>
-      <w:r>
-        <w:rPr>
-          <w:vertAlign w:val="superscript"/>
+    </w:p>
+    <w:p>
+      <w:pPr>
+        <w:bidi/>
+      </w:pPr>
+      <w:r>
+        <w:rPr>
+          <w:rtl/>
+          <w:cs/>
+          <w:lang w:val="ar_AE" w:bidi="ar_AE"/>
+        </w:rPr>
+      </w:r>
+      <w:r>
+        <w:rPr>
+          <w:vertAlign w:val="superscript"/>
+          <w:rtl/>
+          <w:cs/>
           <w:lang w:val="ar_AE" w:bidi="ar_AE"/>
         </w:rPr>
         <w:t>15</w:t>
       </w:r>
       <w:r>
         <w:rPr>
+          <w:rtl/>
+          <w:cs/>
           <w:lang w:val="ar_AE" w:bidi="ar_AE"/>
         </w:rPr>
         <w:t xml:space="preserve"> ثُمَّ قَامَتْ لِتَلْتَقِطَ سَنَابِلَ. فَأَمَرَ بُوعَزُ غِلْمَانَهُ قَائِلاً: «اتْرُكُوهَا تَلْتَقِطُ سَنَابِلَ بَيْنَ حُزَمِ الشَّعِيرِ أَيْضاً وَلا تَمَسُّوهَا بِأَذىً،</w:t>
       </w:r>
-      <w:r>
-        <w:rPr>
-          <w:lang w:val="ar_AE" w:bidi="ar_AE"/>
-        </w:rPr>
-      </w:r>
-      <w:r>
-        <w:rPr>
-          <w:lang w:val="ar_AE" w:bidi="ar_AE"/>
-        </w:rPr>
-      </w:r>
-    </w:p>
-    <w:p>
-      <w:pPr>
-        <w:bidi/>
-      </w:pPr>
-      <w:r>
-        <w:rPr>
-          <w:lang w:val="ar_AE" w:bidi="ar_AE"/>
-        </w:rPr>
-      </w:r>
-    </w:p>
-    <w:p>
-      <w:pPr>
-        <w:bidi/>
-      </w:pPr>
-      <w:r>
-        <w:rPr>
-          <w:lang w:val="ar_AE" w:bidi="ar_AE"/>
-        </w:rPr>
-      </w:r>
-      <w:r>
-        <w:rPr>
-          <w:vertAlign w:val="superscript"/>
+    </w:p>
+    <w:p>
+      <w:pPr>
+        <w:bidi/>
+      </w:pPr>
+      <w:r>
+        <w:rPr>
+          <w:rtl/>
+          <w:cs/>
+          <w:lang w:val="ar_AE" w:bidi="ar_AE"/>
+        </w:rPr>
+      </w:r>
+      <w:r>
+        <w:rPr>
+          <w:vertAlign w:val="superscript"/>
+          <w:rtl/>
+          <w:cs/>
           <w:lang w:val="ar_AE" w:bidi="ar_AE"/>
         </w:rPr>
         <w:t>16</w:t>
       </w:r>
       <w:r>
         <w:rPr>
+          <w:rtl/>
+          <w:cs/>
           <w:lang w:val="ar_AE" w:bidi="ar_AE"/>
         </w:rPr>
         <w:t xml:space="preserve"> بَلِ انْتَزِعُوا بَعْضَ السَّنَابِلِ مِنَ الْحُزَمِ وَاتْرُكُوهَا لَهَا لِتَلْتَقِطَهَا، وَلا تُضَايِقُوهَا».</w:t>
       </w:r>
-      <w:r>
-        <w:rPr>
-          <w:lang w:val="ar_AE" w:bidi="ar_AE"/>
-        </w:rPr>
-      </w:r>
-      <w:r>
-        <w:rPr>
-          <w:lang w:val="ar_AE" w:bidi="ar_AE"/>
-        </w:rPr>
-      </w:r>
-    </w:p>
-    <w:p>
-      <w:pPr>
-        <w:bidi/>
-      </w:pPr>
-      <w:r>
-        <w:rPr>
-          <w:lang w:val="ar_AE" w:bidi="ar_AE"/>
-        </w:rPr>
-      </w:r>
-    </w:p>
-    <w:p>
-      <w:pPr>
-        <w:bidi/>
-      </w:pPr>
-      <w:r>
-        <w:rPr>
-          <w:lang w:val="ar_AE" w:bidi="ar_AE"/>
-        </w:rPr>
-      </w:r>
-      <w:r>
-        <w:rPr>
-          <w:vertAlign w:val="superscript"/>
+    </w:p>
+    <w:p>
+      <w:pPr>
+        <w:bidi/>
+      </w:pPr>
+      <w:r>
+        <w:rPr>
+          <w:rtl/>
+          <w:cs/>
+          <w:lang w:val="ar_AE" w:bidi="ar_AE"/>
+        </w:rPr>
+      </w:r>
+      <w:r>
+        <w:rPr>
+          <w:vertAlign w:val="superscript"/>
+          <w:rtl/>
+          <w:cs/>
           <w:lang w:val="ar_AE" w:bidi="ar_AE"/>
         </w:rPr>
         <w:t>17</w:t>
       </w:r>
       <w:r>
         <w:rPr>
+          <w:rtl/>
+          <w:cs/>
           <w:lang w:val="ar_AE" w:bidi="ar_AE"/>
         </w:rPr>
         <w:t xml:space="preserve"> وَظَلَّتْ رَاعُوثُ تَلْتَقِطُ إِلَى الْمَسَاءِ. ثُمَّ خَبَطَتِ السَّنَابِلَ الَّتِي الْتَقَطَتْهَا فَوَجَدَتْ أَنَّهَا نَحْوَ إِيْفَةِ شَعِيرٍ (أَيْ نَحْوَ أَرْبَعَةٍ وَعِشْرِينَ لِتْرَ شَعِيرٍ)،</w:t>
       </w:r>
-      <w:r>
-        <w:rPr>
-          <w:lang w:val="ar_AE" w:bidi="ar_AE"/>
-        </w:rPr>
-      </w:r>
-      <w:r>
-        <w:rPr>
-          <w:lang w:val="ar_AE" w:bidi="ar_AE"/>
-        </w:rPr>
-      </w:r>
-    </w:p>
-    <w:p>
-      <w:pPr>
-        <w:bidi/>
-      </w:pPr>
-      <w:r>
-        <w:rPr>
-          <w:lang w:val="ar_AE" w:bidi="ar_AE"/>
-        </w:rPr>
-      </w:r>
-    </w:p>
-    <w:p>
-      <w:pPr>
-        <w:bidi/>
-      </w:pPr>
-      <w:r>
-        <w:rPr>
-          <w:lang w:val="ar_AE" w:bidi="ar_AE"/>
-        </w:rPr>
-      </w:r>
-      <w:r>
-        <w:rPr>
-          <w:vertAlign w:val="superscript"/>
+    </w:p>
+    <w:p>
+      <w:pPr>
+        <w:bidi/>
+      </w:pPr>
+      <w:r>
+        <w:rPr>
+          <w:rtl/>
+          <w:cs/>
+          <w:lang w:val="ar_AE" w:bidi="ar_AE"/>
+        </w:rPr>
+      </w:r>
+      <w:r>
+        <w:rPr>
+          <w:vertAlign w:val="superscript"/>
+          <w:rtl/>
+          <w:cs/>
           <w:lang w:val="ar_AE" w:bidi="ar_AE"/>
         </w:rPr>
         <w:t>18</w:t>
       </w:r>
       <w:r>
         <w:rPr>
+          <w:rtl/>
+          <w:cs/>
           <w:lang w:val="ar_AE" w:bidi="ar_AE"/>
         </w:rPr>
         <w:t xml:space="preserve"> فَحَمَلَتْهَا وَقَدُمَتْ بِها إِلَى الْمَدِينَةِ. فَرَأَتْ حَمَاتُهَا مَا الْتَقَطَتْهُ، ثُمَّ أَخْرَجَتْ مَا فَاضَ عَنْهَا مِنْ طَعَامٍ بَعْدَ شَبْعِهَا وَأَعْطَتْهُ لِحَمَاتِهَا</w:t>
       </w:r>
-      <w:r>
-        <w:rPr>
-          <w:lang w:val="ar_AE" w:bidi="ar_AE"/>
-        </w:rPr>
-      </w:r>
-      <w:r>
-        <w:rPr>
-          <w:lang w:val="ar_AE" w:bidi="ar_AE"/>
-        </w:rPr>
-      </w:r>
-    </w:p>
-    <w:p>
-      <w:pPr>
-        <w:bidi/>
-      </w:pPr>
-      <w:r>
-        <w:rPr>
-          <w:lang w:val="ar_AE" w:bidi="ar_AE"/>
-        </w:rPr>
-      </w:r>
-    </w:p>
-    <w:p>
-      <w:pPr>
-        <w:bidi/>
-      </w:pPr>
-      <w:r>
-        <w:rPr>
-          <w:lang w:val="ar_AE" w:bidi="ar_AE"/>
-        </w:rPr>
-      </w:r>
-      <w:r>
-        <w:rPr>
-          <w:vertAlign w:val="superscript"/>
+    </w:p>
+    <w:p>
+      <w:pPr>
+        <w:bidi/>
+      </w:pPr>
+      <w:r>
+        <w:rPr>
+          <w:rtl/>
+          <w:cs/>
+          <w:lang w:val="ar_AE" w:bidi="ar_AE"/>
+        </w:rPr>
+      </w:r>
+      <w:r>
+        <w:rPr>
+          <w:vertAlign w:val="superscript"/>
+          <w:rtl/>
+          <w:cs/>
           <w:lang w:val="ar_AE" w:bidi="ar_AE"/>
         </w:rPr>
         <w:t>19</w:t>
       </w:r>
       <w:r>
         <w:rPr>
+          <w:rtl/>
+          <w:cs/>
           <w:lang w:val="ar_AE" w:bidi="ar_AE"/>
         </w:rPr>
         <w:t xml:space="preserve"> الَّتِي سَأَلَتْهَا: «أَيْنَ الْتَقَطْتِ الْيَوْمَ، وَفِي أَيِّ حَقْلٍ عَمِلْتِ؟ لِيُبَارِكِ الرَّبُّ مَنْ كَانَ عَطُوفاً عَلَيْكِ». فَأَخْبَرَتْ رَاعُوثُ حَمَاتَهَا عَمَّنِ اشْتَغَلَتْ فِي حَقْلِهِ وَقَالَتْ: «اسْمُ الرَّجُلِ الَّذِي عَمِلْتُ فِي حَقْلِهِ الْيَوْمَ هُوَ بُوعَزُ».</w:t>
       </w:r>
-      <w:r>
-        <w:rPr>
-          <w:lang w:val="ar_AE" w:bidi="ar_AE"/>
-        </w:rPr>
-      </w:r>
-      <w:r>
-        <w:rPr>
-          <w:lang w:val="ar_AE" w:bidi="ar_AE"/>
-        </w:rPr>
-      </w:r>
-    </w:p>
-    <w:p>
-      <w:pPr>
-        <w:bidi/>
-      </w:pPr>
-      <w:r>
-        <w:rPr>
-          <w:lang w:val="ar_AE" w:bidi="ar_AE"/>
-        </w:rPr>
-      </w:r>
-    </w:p>
-    <w:p>
-      <w:pPr>
-        <w:bidi/>
-      </w:pPr>
-      <w:r>
-        <w:rPr>
-          <w:lang w:val="ar_AE" w:bidi="ar_AE"/>
-        </w:rPr>
-      </w:r>
-      <w:r>
-        <w:rPr>
-          <w:vertAlign w:val="superscript"/>
+    </w:p>
+    <w:p>
+      <w:pPr>
+        <w:bidi/>
+      </w:pPr>
+      <w:r>
+        <w:rPr>
+          <w:rtl/>
+          <w:cs/>
+          <w:lang w:val="ar_AE" w:bidi="ar_AE"/>
+        </w:rPr>
+      </w:r>
+      <w:r>
+        <w:rPr>
+          <w:vertAlign w:val="superscript"/>
+          <w:rtl/>
+          <w:cs/>
           <w:lang w:val="ar_AE" w:bidi="ar_AE"/>
         </w:rPr>
         <w:t>20</w:t>
       </w:r>
       <w:r>
         <w:rPr>
+          <w:rtl/>
+          <w:cs/>
           <w:lang w:val="ar_AE" w:bidi="ar_AE"/>
         </w:rPr>
         <w:t xml:space="preserve"> فَقَالَتْ نُعْمِي لِكَنَّتِهَا: «لِيَكُنِ الرَّبُّ مُبَارَكاً لأَنَّهُ لَمْ يَتَخَلَّ عَنِ الإِحْسَانِ إِلَى الأَحْيَاءِ وَالأَمْوَاتِ». ثُمَّ اسْتَطْرَدَتْ: «إِنَّ الرَّجُلَ قَرِيبٌ لَنَا، وَهُوَ مِنْ أَوْلِيَائِنَا».</w:t>
       </w:r>
-      <w:r>
-        <w:rPr>
-          <w:lang w:val="ar_AE" w:bidi="ar_AE"/>
-        </w:rPr>
-      </w:r>
-      <w:r>
-        <w:rPr>
-          <w:lang w:val="ar_AE" w:bidi="ar_AE"/>
-        </w:rPr>
-      </w:r>
-    </w:p>
-    <w:p>
-      <w:pPr>
-        <w:bidi/>
-      </w:pPr>
-      <w:r>
-        <w:rPr>
-          <w:lang w:val="ar_AE" w:bidi="ar_AE"/>
-        </w:rPr>
-      </w:r>
-    </w:p>
-    <w:p>
-      <w:pPr>
-        <w:bidi/>
-      </w:pPr>
-      <w:r>
-        <w:rPr>
-          <w:lang w:val="ar_AE" w:bidi="ar_AE"/>
-        </w:rPr>
-      </w:r>
-      <w:r>
-        <w:rPr>
-          <w:vertAlign w:val="superscript"/>
+    </w:p>
+    <w:p>
+      <w:pPr>
+        <w:bidi/>
+      </w:pPr>
+      <w:r>
+        <w:rPr>
+          <w:rtl/>
+          <w:cs/>
+          <w:lang w:val="ar_AE" w:bidi="ar_AE"/>
+        </w:rPr>
+      </w:r>
+      <w:r>
+        <w:rPr>
+          <w:vertAlign w:val="superscript"/>
+          <w:rtl/>
+          <w:cs/>
           <w:lang w:val="ar_AE" w:bidi="ar_AE"/>
         </w:rPr>
         <w:t>21</w:t>
       </w:r>
       <w:r>
         <w:rPr>
+          <w:rtl/>
+          <w:cs/>
           <w:lang w:val="ar_AE" w:bidi="ar_AE"/>
         </w:rPr>
         <w:t xml:space="preserve"> فَقَالَتْ رَاعُوثُ الْمُوآبِيَّةُ: «لَقَدْ طَلَبَ مِنِّي أَنْ أُلازِمَ عُمَّالَهُ حَتَّى يَسْتَوْفُوا حَصَادَهُ».</w:t>
       </w:r>
-      <w:r>
-        <w:rPr>
-          <w:lang w:val="ar_AE" w:bidi="ar_AE"/>
-        </w:rPr>
-      </w:r>
-      <w:r>
-        <w:rPr>
-          <w:lang w:val="ar_AE" w:bidi="ar_AE"/>
-        </w:rPr>
-      </w:r>
-    </w:p>
-    <w:p>
-      <w:pPr>
-        <w:bidi/>
-      </w:pPr>
-      <w:r>
-        <w:rPr>
-          <w:lang w:val="ar_AE" w:bidi="ar_AE"/>
-        </w:rPr>
-      </w:r>
-    </w:p>
-    <w:p>
-      <w:pPr>
-        <w:bidi/>
-      </w:pPr>
-      <w:r>
-        <w:rPr>
-          <w:lang w:val="ar_AE" w:bidi="ar_AE"/>
-        </w:rPr>
-      </w:r>
-      <w:r>
-        <w:rPr>
-          <w:vertAlign w:val="superscript"/>
+    </w:p>
+    <w:p>
+      <w:pPr>
+        <w:bidi/>
+      </w:pPr>
+      <w:r>
+        <w:rPr>
+          <w:rtl/>
+          <w:cs/>
+          <w:lang w:val="ar_AE" w:bidi="ar_AE"/>
+        </w:rPr>
+      </w:r>
+      <w:r>
+        <w:rPr>
+          <w:vertAlign w:val="superscript"/>
+          <w:rtl/>
+          <w:cs/>
           <w:lang w:val="ar_AE" w:bidi="ar_AE"/>
         </w:rPr>
         <w:t>22</w:t>
       </w:r>
       <w:r>
         <w:rPr>
+          <w:rtl/>
+          <w:cs/>
           <w:lang w:val="ar_AE" w:bidi="ar_AE"/>
         </w:rPr>
         <w:t xml:space="preserve"> فَقَالَتْ نُعْمِي لِرَاعُوثَ كَنَّتِهَا: «خَيْرٌ لَكِ أَنْ تُلازِمِي فَتَيَاتِهِ لِئَلّا يَقَعَ بِكِ أَذىً لَوْ عَمِلْتِ فِي حَقْلِ آخَرَ».</w:t>
       </w:r>
-      <w:r>
-        <w:rPr>
-          <w:lang w:val="ar_AE" w:bidi="ar_AE"/>
-        </w:rPr>
-      </w:r>
-      <w:r>
-        <w:rPr>
-          <w:lang w:val="ar_AE" w:bidi="ar_AE"/>
-        </w:rPr>
-      </w:r>
-    </w:p>
-    <w:p>
-      <w:pPr>
-        <w:bidi/>
-      </w:pPr>
-      <w:r>
-        <w:rPr>
-          <w:lang w:val="ar_AE" w:bidi="ar_AE"/>
-        </w:rPr>
-      </w:r>
-    </w:p>
-    <w:p>
-      <w:pPr>
-        <w:bidi/>
-      </w:pPr>
-      <w:r>
-        <w:rPr>
-          <w:lang w:val="ar_AE" w:bidi="ar_AE"/>
-        </w:rPr>
-      </w:r>
-      <w:r>
-        <w:rPr>
-          <w:vertAlign w:val="superscript"/>
+    </w:p>
+    <w:p>
+      <w:pPr>
+        <w:bidi/>
+      </w:pPr>
+      <w:r>
+        <w:rPr>
+          <w:rtl/>
+          <w:cs/>
+          <w:lang w:val="ar_AE" w:bidi="ar_AE"/>
+        </w:rPr>
+      </w:r>
+      <w:r>
+        <w:rPr>
+          <w:vertAlign w:val="superscript"/>
+          <w:rtl/>
+          <w:cs/>
           <w:lang w:val="ar_AE" w:bidi="ar_AE"/>
         </w:rPr>
         <w:t>23</w:t>
       </w:r>
       <w:r>
         <w:rPr>
+          <w:rtl/>
+          <w:cs/>
           <w:lang w:val="ar_AE" w:bidi="ar_AE"/>
         </w:rPr>
         <w:t xml:space="preserve"> فَلازَمَتْ رَاعُوثُ فَتَيَاتِ بُوعَزَ اللّاقِطَاتِ السَّنَابِلَ، حَتَّى تَمَّ حَصَادُ الشَّعِيرِ وَالْقَمْحِ أَيْضاً وَأَقَامَتْ مَعْ حَمَاتِهَا.</w:t>
       </w:r>
-      <w:r>
-        <w:rPr>
-          <w:lang w:val="ar_AE" w:bidi="ar_AE"/>
-        </w:rPr>
-      </w:r>
-      <w:r>
-        <w:rPr>
-          <w:lang w:val="ar_AE" w:bidi="ar_AE"/>
-        </w:rPr>
-      </w:r>
-    </w:p>
-    <w:p>
-      <w:pPr>
-        <w:bidi/>
-      </w:pPr>
-      <w:r>
-        <w:rPr>
-          <w:lang w:val="ar_AE" w:bidi="ar_AE"/>
-        </w:rPr>
-      </w:r>
     </w:p>
     <w:p>
       <w:pPr>
@@ -2210,789 +1583,541 @@
       </w:pPr>
       <w:r>
         <w:rPr>
-          <w:lang w:val="ar_AE" w:bidi="ar_AE"/>
-        </w:rPr>
-        <w:t>Ruth 3:1</w:t>
-      </w:r>
-      <w:r>
-        <w:rPr>
-          <w:lang w:val="ar_AE" w:bidi="ar_AE"/>
-        </w:rPr>
-      </w:r>
-    </w:p>
-    <w:p>
-      <w:pPr>
-        <w:bidi/>
-      </w:pPr>
-      <w:r>
-        <w:rPr>
-          <w:lang w:val="ar_AE" w:bidi="ar_AE"/>
-        </w:rPr>
-      </w:r>
-      <w:r>
-        <w:rPr>
-          <w:vertAlign w:val="superscript"/>
+          <w:rtl/>
+          <w:cs/>
+          <w:lang w:val="ar_AE" w:bidi="ar_AE"/>
+        </w:rPr>
+        <w:t>راعوث 3:1</w:t>
+      </w:r>
+      <w:r>
+        <w:rPr>
+          <w:rtl/>
+          <w:cs/>
+          <w:lang w:val="ar_AE" w:bidi="ar_AE"/>
+        </w:rPr>
+      </w:r>
+    </w:p>
+    <w:p>
+      <w:pPr>
+        <w:bidi/>
+      </w:pPr>
+      <w:r>
+        <w:rPr>
+          <w:rtl/>
+          <w:cs/>
+          <w:lang w:val="ar_AE" w:bidi="ar_AE"/>
+        </w:rPr>
+      </w:r>
+      <w:r>
+        <w:rPr>
+          <w:vertAlign w:val="superscript"/>
+          <w:rtl/>
+          <w:cs/>
           <w:lang w:val="ar_AE" w:bidi="ar_AE"/>
         </w:rPr>
         <w:t>1</w:t>
       </w:r>
       <w:r>
         <w:rPr>
+          <w:rtl/>
+          <w:cs/>
           <w:lang w:val="ar_AE" w:bidi="ar_AE"/>
         </w:rPr>
         <w:t xml:space="preserve"> وَذَاتَ يَوْمٍ قَالَتْ نُعْمِي لِكَنَّتِهَا رَاعُوثَ: «هَلْ أُحَاوِلُ أَنْ أَجِدَ لَكِ زَوْجاً يَرْعَاكِ فَتَنْعَمِي بِالْخَيْرِ؟</w:t>
       </w:r>
-      <w:r>
-        <w:rPr>
-          <w:lang w:val="ar_AE" w:bidi="ar_AE"/>
-        </w:rPr>
-      </w:r>
-      <w:r>
-        <w:rPr>
-          <w:lang w:val="ar_AE" w:bidi="ar_AE"/>
-        </w:rPr>
-      </w:r>
-    </w:p>
-    <w:p>
-      <w:pPr>
-        <w:bidi/>
-      </w:pPr>
-      <w:r>
-        <w:rPr>
-          <w:lang w:val="ar_AE" w:bidi="ar_AE"/>
-        </w:rPr>
-      </w:r>
-    </w:p>
-    <w:p>
-      <w:pPr>
-        <w:bidi/>
-      </w:pPr>
-      <w:r>
-        <w:rPr>
-          <w:lang w:val="ar_AE" w:bidi="ar_AE"/>
-        </w:rPr>
-      </w:r>
-      <w:r>
-        <w:rPr>
-          <w:vertAlign w:val="superscript"/>
+    </w:p>
+    <w:p>
+      <w:pPr>
+        <w:bidi/>
+      </w:pPr>
+      <w:r>
+        <w:rPr>
+          <w:rtl/>
+          <w:cs/>
+          <w:lang w:val="ar_AE" w:bidi="ar_AE"/>
+        </w:rPr>
+      </w:r>
+      <w:r>
+        <w:rPr>
+          <w:vertAlign w:val="superscript"/>
+          <w:rtl/>
+          <w:cs/>
           <w:lang w:val="ar_AE" w:bidi="ar_AE"/>
         </w:rPr>
         <w:t>2</w:t>
       </w:r>
       <w:r>
         <w:rPr>
+          <w:rtl/>
+          <w:cs/>
           <w:lang w:val="ar_AE" w:bidi="ar_AE"/>
         </w:rPr>
         <w:t xml:space="preserve"> أَلَيْسَ بُوعَزُ الَّذِي عَمِلْتِ مَعْ فَتَيَاتِهِ قَرِيباً لَنَا؟ هَا هُوَ يُذَرِّي بَيْدَرَ الشَّعِيرِ اللَّيْلَةَ،</w:t>
       </w:r>
-      <w:r>
-        <w:rPr>
-          <w:lang w:val="ar_AE" w:bidi="ar_AE"/>
-        </w:rPr>
-      </w:r>
-      <w:r>
-        <w:rPr>
-          <w:lang w:val="ar_AE" w:bidi="ar_AE"/>
-        </w:rPr>
-      </w:r>
-    </w:p>
-    <w:p>
-      <w:pPr>
-        <w:bidi/>
-      </w:pPr>
-      <w:r>
-        <w:rPr>
-          <w:lang w:val="ar_AE" w:bidi="ar_AE"/>
-        </w:rPr>
-      </w:r>
-    </w:p>
-    <w:p>
-      <w:pPr>
-        <w:bidi/>
-      </w:pPr>
-      <w:r>
-        <w:rPr>
-          <w:lang w:val="ar_AE" w:bidi="ar_AE"/>
-        </w:rPr>
-      </w:r>
-      <w:r>
-        <w:rPr>
-          <w:vertAlign w:val="superscript"/>
+    </w:p>
+    <w:p>
+      <w:pPr>
+        <w:bidi/>
+      </w:pPr>
+      <w:r>
+        <w:rPr>
+          <w:rtl/>
+          <w:cs/>
+          <w:lang w:val="ar_AE" w:bidi="ar_AE"/>
+        </w:rPr>
+      </w:r>
+      <w:r>
+        <w:rPr>
+          <w:vertAlign w:val="superscript"/>
+          <w:rtl/>
+          <w:cs/>
           <w:lang w:val="ar_AE" w:bidi="ar_AE"/>
         </w:rPr>
         <w:t>3</w:t>
       </w:r>
       <w:r>
         <w:rPr>
+          <w:rtl/>
+          <w:cs/>
           <w:lang w:val="ar_AE" w:bidi="ar_AE"/>
         </w:rPr>
         <w:t xml:space="preserve"> فَاغْتَسِلِي وَتَطَيَّبِي وَارْتَدِي أَجْمَلَ ثِيَابِكِ وَاذْهَبِي إِلَى الْبَيْدَرِ، وَلا تَدَعِي الرَّجُلَ يَكْتَشِفُ وُجُودَكِ حَتَّى يَفْرَغَ مِنَ الأَكْلِ وَالشُّرْبِ.</w:t>
       </w:r>
-      <w:r>
-        <w:rPr>
-          <w:lang w:val="ar_AE" w:bidi="ar_AE"/>
-        </w:rPr>
-      </w:r>
-      <w:r>
-        <w:rPr>
-          <w:lang w:val="ar_AE" w:bidi="ar_AE"/>
-        </w:rPr>
-      </w:r>
-    </w:p>
-    <w:p>
-      <w:pPr>
-        <w:bidi/>
-      </w:pPr>
-      <w:r>
-        <w:rPr>
-          <w:lang w:val="ar_AE" w:bidi="ar_AE"/>
-        </w:rPr>
-      </w:r>
-    </w:p>
-    <w:p>
-      <w:pPr>
-        <w:bidi/>
-      </w:pPr>
-      <w:r>
-        <w:rPr>
-          <w:lang w:val="ar_AE" w:bidi="ar_AE"/>
-        </w:rPr>
-      </w:r>
-      <w:r>
-        <w:rPr>
-          <w:vertAlign w:val="superscript"/>
+    </w:p>
+    <w:p>
+      <w:pPr>
+        <w:bidi/>
+      </w:pPr>
+      <w:r>
+        <w:rPr>
+          <w:rtl/>
+          <w:cs/>
+          <w:lang w:val="ar_AE" w:bidi="ar_AE"/>
+        </w:rPr>
+      </w:r>
+      <w:r>
+        <w:rPr>
+          <w:vertAlign w:val="superscript"/>
+          <w:rtl/>
+          <w:cs/>
           <w:lang w:val="ar_AE" w:bidi="ar_AE"/>
         </w:rPr>
         <w:t>4</w:t>
       </w:r>
       <w:r>
         <w:rPr>
+          <w:rtl/>
+          <w:cs/>
           <w:lang w:val="ar_AE" w:bidi="ar_AE"/>
         </w:rPr>
         <w:t xml:space="preserve"> وَعِنْدَمَا يَضْطَجِعُ عَايِنِي مَوْضِعَ اضْطِجَاعِهِ، ثُمَّ ادْخُلِي إِلَيْهِ وَارْفَعِي الْغِطَاءَ عِنْدَ قَدَمَيْهِ وَارْقُدِي هُنَاكَ، وَهُوَ يُطْلِعُكِ عَمَّا تَفْعَلِينَ».</w:t>
       </w:r>
-      <w:r>
-        <w:rPr>
-          <w:lang w:val="ar_AE" w:bidi="ar_AE"/>
-        </w:rPr>
-      </w:r>
-      <w:r>
-        <w:rPr>
-          <w:lang w:val="ar_AE" w:bidi="ar_AE"/>
-        </w:rPr>
-      </w:r>
-    </w:p>
-    <w:p>
-      <w:pPr>
-        <w:bidi/>
-      </w:pPr>
-      <w:r>
-        <w:rPr>
-          <w:lang w:val="ar_AE" w:bidi="ar_AE"/>
-        </w:rPr>
-      </w:r>
-    </w:p>
-    <w:p>
-      <w:pPr>
-        <w:bidi/>
-      </w:pPr>
-      <w:r>
-        <w:rPr>
-          <w:lang w:val="ar_AE" w:bidi="ar_AE"/>
-        </w:rPr>
-      </w:r>
-      <w:r>
-        <w:rPr>
-          <w:vertAlign w:val="superscript"/>
+    </w:p>
+    <w:p>
+      <w:pPr>
+        <w:bidi/>
+      </w:pPr>
+      <w:r>
+        <w:rPr>
+          <w:rtl/>
+          <w:cs/>
+          <w:lang w:val="ar_AE" w:bidi="ar_AE"/>
+        </w:rPr>
+      </w:r>
+      <w:r>
+        <w:rPr>
+          <w:vertAlign w:val="superscript"/>
+          <w:rtl/>
+          <w:cs/>
           <w:lang w:val="ar_AE" w:bidi="ar_AE"/>
         </w:rPr>
         <w:t>5</w:t>
       </w:r>
       <w:r>
         <w:rPr>
+          <w:rtl/>
+          <w:cs/>
           <w:lang w:val="ar_AE" w:bidi="ar_AE"/>
         </w:rPr>
         <w:t xml:space="preserve"> فَأَجَابَتْهَا: «سَأَفْعَلُ كُلَّ مَا تَقُولِينَ».</w:t>
       </w:r>
-      <w:r>
-        <w:rPr>
-          <w:lang w:val="ar_AE" w:bidi="ar_AE"/>
-        </w:rPr>
-      </w:r>
-      <w:r>
-        <w:rPr>
-          <w:lang w:val="ar_AE" w:bidi="ar_AE"/>
-        </w:rPr>
-      </w:r>
-    </w:p>
-    <w:p>
-      <w:pPr>
-        <w:bidi/>
-      </w:pPr>
-      <w:r>
-        <w:rPr>
-          <w:lang w:val="ar_AE" w:bidi="ar_AE"/>
-        </w:rPr>
-      </w:r>
-    </w:p>
-    <w:p>
-      <w:pPr>
-        <w:bidi/>
-      </w:pPr>
-      <w:r>
-        <w:rPr>
-          <w:lang w:val="ar_AE" w:bidi="ar_AE"/>
-        </w:rPr>
-      </w:r>
-      <w:r>
-        <w:rPr>
-          <w:vertAlign w:val="superscript"/>
+    </w:p>
+    <w:p>
+      <w:pPr>
+        <w:bidi/>
+      </w:pPr>
+      <w:r>
+        <w:rPr>
+          <w:rtl/>
+          <w:cs/>
+          <w:lang w:val="ar_AE" w:bidi="ar_AE"/>
+        </w:rPr>
+      </w:r>
+      <w:r>
+        <w:rPr>
+          <w:vertAlign w:val="superscript"/>
+          <w:rtl/>
+          <w:cs/>
           <w:lang w:val="ar_AE" w:bidi="ar_AE"/>
         </w:rPr>
         <w:t>6</w:t>
       </w:r>
       <w:r>
         <w:rPr>
+          <w:rtl/>
+          <w:cs/>
           <w:lang w:val="ar_AE" w:bidi="ar_AE"/>
         </w:rPr>
         <w:t xml:space="preserve"> وَتَوَجَّهَتْ رَاعُوثُ إِلَى الْبَيْدَرِ وَنَفَّذَتْ مَا أَشَارَتْ بِهِ عَلَيْهَا حَمَاتُهَا.</w:t>
       </w:r>
-      <w:r>
-        <w:rPr>
-          <w:lang w:val="ar_AE" w:bidi="ar_AE"/>
-        </w:rPr>
-      </w:r>
-      <w:r>
-        <w:rPr>
-          <w:lang w:val="ar_AE" w:bidi="ar_AE"/>
-        </w:rPr>
-      </w:r>
-    </w:p>
-    <w:p>
-      <w:pPr>
-        <w:bidi/>
-      </w:pPr>
-      <w:r>
-        <w:rPr>
-          <w:lang w:val="ar_AE" w:bidi="ar_AE"/>
-        </w:rPr>
-      </w:r>
-    </w:p>
-    <w:p>
-      <w:pPr>
-        <w:bidi/>
-      </w:pPr>
-      <w:r>
-        <w:rPr>
-          <w:lang w:val="ar_AE" w:bidi="ar_AE"/>
-        </w:rPr>
-      </w:r>
-      <w:r>
-        <w:rPr>
-          <w:vertAlign w:val="superscript"/>
+    </w:p>
+    <w:p>
+      <w:pPr>
+        <w:bidi/>
+      </w:pPr>
+      <w:r>
+        <w:rPr>
+          <w:rtl/>
+          <w:cs/>
+          <w:lang w:val="ar_AE" w:bidi="ar_AE"/>
+        </w:rPr>
+      </w:r>
+      <w:r>
+        <w:rPr>
+          <w:vertAlign w:val="superscript"/>
+          <w:rtl/>
+          <w:cs/>
           <w:lang w:val="ar_AE" w:bidi="ar_AE"/>
         </w:rPr>
         <w:t>7</w:t>
       </w:r>
       <w:r>
         <w:rPr>
+          <w:rtl/>
+          <w:cs/>
           <w:lang w:val="ar_AE" w:bidi="ar_AE"/>
         </w:rPr>
         <w:t xml:space="preserve"> فَبَعْدَ أَنْ أَكَلَ بُوعَزُ وَشَرِبَ وَطَابَتْ نَفْسُهُ وَمَضَى لِيَرْقُدَ عِنْدَ الطَّرَفِ الْقَصِيِّ مِنْ كُومَةِ الشَّعِيرِ، تَسَلَّلَتْ رَاعُوثُ وَرَفَعَتِ الْغِطَاءَ عِنْدَ قَدَمَيْهِ وَنَامَتْ.</w:t>
       </w:r>
-      <w:r>
-        <w:rPr>
-          <w:lang w:val="ar_AE" w:bidi="ar_AE"/>
-        </w:rPr>
-      </w:r>
-      <w:r>
-        <w:rPr>
-          <w:lang w:val="ar_AE" w:bidi="ar_AE"/>
-        </w:rPr>
-      </w:r>
-    </w:p>
-    <w:p>
-      <w:pPr>
-        <w:bidi/>
-      </w:pPr>
-      <w:r>
-        <w:rPr>
-          <w:lang w:val="ar_AE" w:bidi="ar_AE"/>
-        </w:rPr>
-      </w:r>
-    </w:p>
-    <w:p>
-      <w:pPr>
-        <w:bidi/>
-      </w:pPr>
-      <w:r>
-        <w:rPr>
-          <w:lang w:val="ar_AE" w:bidi="ar_AE"/>
-        </w:rPr>
-      </w:r>
-      <w:r>
-        <w:rPr>
-          <w:vertAlign w:val="superscript"/>
+    </w:p>
+    <w:p>
+      <w:pPr>
+        <w:bidi/>
+      </w:pPr>
+      <w:r>
+        <w:rPr>
+          <w:rtl/>
+          <w:cs/>
+          <w:lang w:val="ar_AE" w:bidi="ar_AE"/>
+        </w:rPr>
+      </w:r>
+      <w:r>
+        <w:rPr>
+          <w:vertAlign w:val="superscript"/>
+          <w:rtl/>
+          <w:cs/>
           <w:lang w:val="ar_AE" w:bidi="ar_AE"/>
         </w:rPr>
         <w:t>8</w:t>
       </w:r>
       <w:r>
         <w:rPr>
+          <w:rtl/>
+          <w:cs/>
           <w:lang w:val="ar_AE" w:bidi="ar_AE"/>
         </w:rPr>
         <w:t xml:space="preserve"> وَعِنْدَ مُنْتَصَفِ اللَّيْلِ تَقَلَّبَ الرَّجُلُ فِي نَوْمِهِ مُضْطَرِباً، ثُمَّ اسْتَيْقَظَ وَالْتَفَتَ حَوْلَهُ وَإذَا بِهِ يَجِدُ امْرَأَةً رَاقِدَةً عِنْدَ قَدَمَيْهِ،</w:t>
       </w:r>
-      <w:r>
-        <w:rPr>
-          <w:lang w:val="ar_AE" w:bidi="ar_AE"/>
-        </w:rPr>
-      </w:r>
-      <w:r>
-        <w:rPr>
-          <w:lang w:val="ar_AE" w:bidi="ar_AE"/>
-        </w:rPr>
-      </w:r>
-    </w:p>
-    <w:p>
-      <w:pPr>
-        <w:bidi/>
-      </w:pPr>
-      <w:r>
-        <w:rPr>
-          <w:lang w:val="ar_AE" w:bidi="ar_AE"/>
-        </w:rPr>
-      </w:r>
-    </w:p>
-    <w:p>
-      <w:pPr>
-        <w:bidi/>
-      </w:pPr>
-      <w:r>
-        <w:rPr>
-          <w:lang w:val="ar_AE" w:bidi="ar_AE"/>
-        </w:rPr>
-      </w:r>
-      <w:r>
-        <w:rPr>
-          <w:vertAlign w:val="superscript"/>
+    </w:p>
+    <w:p>
+      <w:pPr>
+        <w:bidi/>
+      </w:pPr>
+      <w:r>
+        <w:rPr>
+          <w:rtl/>
+          <w:cs/>
+          <w:lang w:val="ar_AE" w:bidi="ar_AE"/>
+        </w:rPr>
+      </w:r>
+      <w:r>
+        <w:rPr>
+          <w:vertAlign w:val="superscript"/>
+          <w:rtl/>
+          <w:cs/>
           <w:lang w:val="ar_AE" w:bidi="ar_AE"/>
         </w:rPr>
         <w:t>9</w:t>
       </w:r>
       <w:r>
         <w:rPr>
+          <w:rtl/>
+          <w:cs/>
           <w:lang w:val="ar_AE" w:bidi="ar_AE"/>
         </w:rPr>
         <w:t xml:space="preserve"> فَتَسَاءَلَ: «مَنْ أَنْتِ؟» فَأَجَابَتْ: «أَنَا رَاعُوثُ أَمَتُكَ، فَابْسُطْ هُدْبَ ثَوْبِكَ عَلَى أَمَتِكَ لأَنَّكَ قَرِيبٌ وَوَلِيٌّ».</w:t>
       </w:r>
-      <w:r>
-        <w:rPr>
-          <w:lang w:val="ar_AE" w:bidi="ar_AE"/>
-        </w:rPr>
-      </w:r>
-      <w:r>
-        <w:rPr>
-          <w:lang w:val="ar_AE" w:bidi="ar_AE"/>
-        </w:rPr>
-      </w:r>
-    </w:p>
-    <w:p>
-      <w:pPr>
-        <w:bidi/>
-      </w:pPr>
-      <w:r>
-        <w:rPr>
-          <w:lang w:val="ar_AE" w:bidi="ar_AE"/>
-        </w:rPr>
-      </w:r>
-    </w:p>
-    <w:p>
-      <w:pPr>
-        <w:bidi/>
-      </w:pPr>
-      <w:r>
-        <w:rPr>
-          <w:lang w:val="ar_AE" w:bidi="ar_AE"/>
-        </w:rPr>
-      </w:r>
-      <w:r>
-        <w:rPr>
-          <w:vertAlign w:val="superscript"/>
+    </w:p>
+    <w:p>
+      <w:pPr>
+        <w:bidi/>
+      </w:pPr>
+      <w:r>
+        <w:rPr>
+          <w:rtl/>
+          <w:cs/>
+          <w:lang w:val="ar_AE" w:bidi="ar_AE"/>
+        </w:rPr>
+      </w:r>
+      <w:r>
+        <w:rPr>
+          <w:vertAlign w:val="superscript"/>
+          <w:rtl/>
+          <w:cs/>
           <w:lang w:val="ar_AE" w:bidi="ar_AE"/>
         </w:rPr>
         <w:t>10</w:t>
       </w:r>
       <w:r>
         <w:rPr>
+          <w:rtl/>
+          <w:cs/>
           <w:lang w:val="ar_AE" w:bidi="ar_AE"/>
         </w:rPr>
         <w:t xml:space="preserve"> فَقَالَ: «لِيُبَارِكْكِ الرَّبُّ يَا ابْنَتِي لأَنَّ مَا أَظْهَرْتِهِ مِنْ إِحْسَانٍ الآنَ هُوَ أَعْظَمُ مِمَّا أَظْهَرْتِهِ سَابِقاً، فَأَنْتِ لَمْ تَتَهَافَتِي عَلَى الشُّبَّانِ، فُقَرَاءَ كَانُوا أَوْ أَغْنِيَاءَ.</w:t>
       </w:r>
-      <w:r>
-        <w:rPr>
-          <w:lang w:val="ar_AE" w:bidi="ar_AE"/>
-        </w:rPr>
-      </w:r>
-      <w:r>
-        <w:rPr>
-          <w:lang w:val="ar_AE" w:bidi="ar_AE"/>
-        </w:rPr>
-      </w:r>
-    </w:p>
-    <w:p>
-      <w:pPr>
-        <w:bidi/>
-      </w:pPr>
-      <w:r>
-        <w:rPr>
-          <w:lang w:val="ar_AE" w:bidi="ar_AE"/>
-        </w:rPr>
-      </w:r>
-    </w:p>
-    <w:p>
-      <w:pPr>
-        <w:bidi/>
-      </w:pPr>
-      <w:r>
-        <w:rPr>
-          <w:lang w:val="ar_AE" w:bidi="ar_AE"/>
-        </w:rPr>
-      </w:r>
-      <w:r>
-        <w:rPr>
-          <w:vertAlign w:val="superscript"/>
+    </w:p>
+    <w:p>
+      <w:pPr>
+        <w:bidi/>
+      </w:pPr>
+      <w:r>
+        <w:rPr>
+          <w:rtl/>
+          <w:cs/>
+          <w:lang w:val="ar_AE" w:bidi="ar_AE"/>
+        </w:rPr>
+      </w:r>
+      <w:r>
+        <w:rPr>
+          <w:vertAlign w:val="superscript"/>
+          <w:rtl/>
+          <w:cs/>
           <w:lang w:val="ar_AE" w:bidi="ar_AE"/>
         </w:rPr>
         <w:t>11</w:t>
       </w:r>
       <w:r>
         <w:rPr>
+          <w:rtl/>
+          <w:cs/>
           <w:lang w:val="ar_AE" w:bidi="ar_AE"/>
         </w:rPr>
         <w:t xml:space="preserve"> وَالآنَ لَا تَخَافِي يَا ابْنَتِي، سَأَفْعَلُ كُلَّ مَا تَطْلُبِينَ، فَأَهْلُ مَدِينَتِي كُلُّهُمْ يَعْلَمُونَ أَنَّكِ امْرَأَةٌ فَاضِلَةٌ.</w:t>
       </w:r>
-      <w:r>
-        <w:rPr>
-          <w:lang w:val="ar_AE" w:bidi="ar_AE"/>
-        </w:rPr>
-      </w:r>
-      <w:r>
-        <w:rPr>
-          <w:lang w:val="ar_AE" w:bidi="ar_AE"/>
-        </w:rPr>
-      </w:r>
-    </w:p>
-    <w:p>
-      <w:pPr>
-        <w:bidi/>
-      </w:pPr>
-      <w:r>
-        <w:rPr>
-          <w:lang w:val="ar_AE" w:bidi="ar_AE"/>
-        </w:rPr>
-      </w:r>
-    </w:p>
-    <w:p>
-      <w:pPr>
-        <w:bidi/>
-      </w:pPr>
-      <w:r>
-        <w:rPr>
-          <w:lang w:val="ar_AE" w:bidi="ar_AE"/>
-        </w:rPr>
-      </w:r>
-      <w:r>
-        <w:rPr>
-          <w:vertAlign w:val="superscript"/>
+    </w:p>
+    <w:p>
+      <w:pPr>
+        <w:bidi/>
+      </w:pPr>
+      <w:r>
+        <w:rPr>
+          <w:rtl/>
+          <w:cs/>
+          <w:lang w:val="ar_AE" w:bidi="ar_AE"/>
+        </w:rPr>
+      </w:r>
+      <w:r>
+        <w:rPr>
+          <w:vertAlign w:val="superscript"/>
+          <w:rtl/>
+          <w:cs/>
           <w:lang w:val="ar_AE" w:bidi="ar_AE"/>
         </w:rPr>
         <w:t>12</w:t>
       </w:r>
       <w:r>
         <w:rPr>
+          <w:rtl/>
+          <w:cs/>
           <w:lang w:val="ar_AE" w:bidi="ar_AE"/>
         </w:rPr>
         <w:t xml:space="preserve"> صَحِيحٌ أَنَّنِي قَرِيبٌ وَلِيٌّ، وَلَكِنْ هُنَاكَ مَنْ هُوَ وَلِيٌّ أَقْرَبُ مِنِّي.</w:t>
       </w:r>
-      <w:r>
-        <w:rPr>
-          <w:lang w:val="ar_AE" w:bidi="ar_AE"/>
-        </w:rPr>
-      </w:r>
-      <w:r>
-        <w:rPr>
-          <w:lang w:val="ar_AE" w:bidi="ar_AE"/>
-        </w:rPr>
-      </w:r>
-    </w:p>
-    <w:p>
-      <w:pPr>
-        <w:bidi/>
-      </w:pPr>
-      <w:r>
-        <w:rPr>
-          <w:lang w:val="ar_AE" w:bidi="ar_AE"/>
-        </w:rPr>
-      </w:r>
-    </w:p>
-    <w:p>
-      <w:pPr>
-        <w:bidi/>
-      </w:pPr>
-      <w:r>
-        <w:rPr>
-          <w:lang w:val="ar_AE" w:bidi="ar_AE"/>
-        </w:rPr>
-      </w:r>
-      <w:r>
-        <w:rPr>
-          <w:vertAlign w:val="superscript"/>
+    </w:p>
+    <w:p>
+      <w:pPr>
+        <w:bidi/>
+      </w:pPr>
+      <w:r>
+        <w:rPr>
+          <w:rtl/>
+          <w:cs/>
+          <w:lang w:val="ar_AE" w:bidi="ar_AE"/>
+        </w:rPr>
+      </w:r>
+      <w:r>
+        <w:rPr>
+          <w:vertAlign w:val="superscript"/>
+          <w:rtl/>
+          <w:cs/>
           <w:lang w:val="ar_AE" w:bidi="ar_AE"/>
         </w:rPr>
         <w:t>13</w:t>
       </w:r>
       <w:r>
         <w:rPr>
+          <w:rtl/>
+          <w:cs/>
           <w:lang w:val="ar_AE" w:bidi="ar_AE"/>
         </w:rPr>
         <w:t xml:space="preserve"> نَامِي اللَّيْلَةَ، وَفِي الصَّبَاحِ إِنْ قَامَ ذَلِكَ الْقَرِيبُ الأَوْلَى بِحَقِّ الْوَلِيِّ وَتَزَوَّجَكِ، فَحَسَناً يَفْعَلُ. وَإِنْ أَبَى قَضَاءَ وَاجِبِ الْوَلِيِّ، فَأُقْسِمُ بِالرَّبِّ الْحَيِّ أَنْ أَتَزَوَّجَكِ، فَارْقُدِي الآنَ إِلَى الصَّبَاحِ».</w:t>
       </w:r>
-      <w:r>
-        <w:rPr>
-          <w:lang w:val="ar_AE" w:bidi="ar_AE"/>
-        </w:rPr>
-      </w:r>
-      <w:r>
-        <w:rPr>
-          <w:lang w:val="ar_AE" w:bidi="ar_AE"/>
-        </w:rPr>
-      </w:r>
-    </w:p>
-    <w:p>
-      <w:pPr>
-        <w:bidi/>
-      </w:pPr>
-      <w:r>
-        <w:rPr>
-          <w:lang w:val="ar_AE" w:bidi="ar_AE"/>
-        </w:rPr>
-      </w:r>
-    </w:p>
-    <w:p>
-      <w:pPr>
-        <w:bidi/>
-      </w:pPr>
-      <w:r>
-        <w:rPr>
-          <w:lang w:val="ar_AE" w:bidi="ar_AE"/>
-        </w:rPr>
-      </w:r>
-      <w:r>
-        <w:rPr>
-          <w:vertAlign w:val="superscript"/>
+    </w:p>
+    <w:p>
+      <w:pPr>
+        <w:bidi/>
+      </w:pPr>
+      <w:r>
+        <w:rPr>
+          <w:rtl/>
+          <w:cs/>
+          <w:lang w:val="ar_AE" w:bidi="ar_AE"/>
+        </w:rPr>
+      </w:r>
+      <w:r>
+        <w:rPr>
+          <w:vertAlign w:val="superscript"/>
+          <w:rtl/>
+          <w:cs/>
           <w:lang w:val="ar_AE" w:bidi="ar_AE"/>
         </w:rPr>
         <w:t>14</w:t>
       </w:r>
       <w:r>
         <w:rPr>
+          <w:rtl/>
+          <w:cs/>
           <w:lang w:val="ar_AE" w:bidi="ar_AE"/>
         </w:rPr>
         <w:t xml:space="preserve"> فَنَامَتْ عِنْدَ قَدَمَيْهِ حَتَّى الصَّبَاحِ، ثُمَّ نَهَضَتْ مُبَكِّرَةً جِدّاً فِي وَقْتٍ لَا يَتَمَكَّنُ الْمَرْءُ فِيهِ مِنْ تَمْيِيزِ صَاحِبِهِ، وَقَالَ لَهَا: «لا تُخْبِرِي أَحَداً أَنَّكِ جِئْتِ إِلَى الْبَيْدَرِ».</w:t>
       </w:r>
-      <w:r>
-        <w:rPr>
-          <w:lang w:val="ar_AE" w:bidi="ar_AE"/>
-        </w:rPr>
-      </w:r>
-      <w:r>
-        <w:rPr>
-          <w:lang w:val="ar_AE" w:bidi="ar_AE"/>
-        </w:rPr>
-      </w:r>
-    </w:p>
-    <w:p>
-      <w:pPr>
-        <w:bidi/>
-      </w:pPr>
-      <w:r>
-        <w:rPr>
-          <w:lang w:val="ar_AE" w:bidi="ar_AE"/>
-        </w:rPr>
-      </w:r>
-    </w:p>
-    <w:p>
-      <w:pPr>
-        <w:bidi/>
-      </w:pPr>
-      <w:r>
-        <w:rPr>
-          <w:lang w:val="ar_AE" w:bidi="ar_AE"/>
-        </w:rPr>
-      </w:r>
-      <w:r>
-        <w:rPr>
-          <w:vertAlign w:val="superscript"/>
+    </w:p>
+    <w:p>
+      <w:pPr>
+        <w:bidi/>
+      </w:pPr>
+      <w:r>
+        <w:rPr>
+          <w:rtl/>
+          <w:cs/>
+          <w:lang w:val="ar_AE" w:bidi="ar_AE"/>
+        </w:rPr>
+      </w:r>
+      <w:r>
+        <w:rPr>
+          <w:vertAlign w:val="superscript"/>
+          <w:rtl/>
+          <w:cs/>
           <w:lang w:val="ar_AE" w:bidi="ar_AE"/>
         </w:rPr>
         <w:t>15</w:t>
       </w:r>
       <w:r>
         <w:rPr>
+          <w:rtl/>
+          <w:cs/>
           <w:lang w:val="ar_AE" w:bidi="ar_AE"/>
         </w:rPr>
         <w:t xml:space="preserve"> ثُمَّ قَالَ لَهَا أَيْضاً: «هَاتِ الرِّدَاءَ الَّذِي عَلَيْكِ وَأَمْسِكِيهِ» فَفَعَلَتْ، فَكَالَ لَهَا سِتَّةَ أَكْيَالٍ مِنَ الشَّعِيرِ (نَحْوَ سِتَّةٍ وَثَلاثِينَ لِتْراً) وَحَمَّلَهَا إِيَّاهَا، ثُمَّ دَخَلَتْ إِلَى الْمَدِينَةِ.</w:t>
       </w:r>
-      <w:r>
-        <w:rPr>
-          <w:lang w:val="ar_AE" w:bidi="ar_AE"/>
-        </w:rPr>
-      </w:r>
-      <w:r>
-        <w:rPr>
-          <w:lang w:val="ar_AE" w:bidi="ar_AE"/>
-        </w:rPr>
-      </w:r>
-    </w:p>
-    <w:p>
-      <w:pPr>
-        <w:bidi/>
-      </w:pPr>
-      <w:r>
-        <w:rPr>
-          <w:lang w:val="ar_AE" w:bidi="ar_AE"/>
-        </w:rPr>
-      </w:r>
-    </w:p>
-    <w:p>
-      <w:pPr>
-        <w:bidi/>
-      </w:pPr>
-      <w:r>
-        <w:rPr>
-          <w:lang w:val="ar_AE" w:bidi="ar_AE"/>
-        </w:rPr>
-      </w:r>
-      <w:r>
-        <w:rPr>
-          <w:vertAlign w:val="superscript"/>
+    </w:p>
+    <w:p>
+      <w:pPr>
+        <w:bidi/>
+      </w:pPr>
+      <w:r>
+        <w:rPr>
+          <w:rtl/>
+          <w:cs/>
+          <w:lang w:val="ar_AE" w:bidi="ar_AE"/>
+        </w:rPr>
+      </w:r>
+      <w:r>
+        <w:rPr>
+          <w:vertAlign w:val="superscript"/>
+          <w:rtl/>
+          <w:cs/>
           <w:lang w:val="ar_AE" w:bidi="ar_AE"/>
         </w:rPr>
         <w:t>16</w:t>
       </w:r>
       <w:r>
         <w:rPr>
+          <w:rtl/>
+          <w:cs/>
           <w:lang w:val="ar_AE" w:bidi="ar_AE"/>
         </w:rPr>
         <w:t xml:space="preserve"> فَأَقْبَلَتْ عَلَى حَمَاتِهَا، فَسَأَلَتْهَا: «مَاذَا حَدَثَ يَا ابْنَتِي؟» فَقَصَّتْ عَلَيْهَا كُلَّ مَا صَنَعَهُ الرَّجُلُ لَهَا.</w:t>
       </w:r>
-      <w:r>
-        <w:rPr>
-          <w:lang w:val="ar_AE" w:bidi="ar_AE"/>
-        </w:rPr>
-      </w:r>
-      <w:r>
-        <w:rPr>
-          <w:lang w:val="ar_AE" w:bidi="ar_AE"/>
-        </w:rPr>
-      </w:r>
-    </w:p>
-    <w:p>
-      <w:pPr>
-        <w:bidi/>
-      </w:pPr>
-      <w:r>
-        <w:rPr>
-          <w:lang w:val="ar_AE" w:bidi="ar_AE"/>
-        </w:rPr>
-      </w:r>
-    </w:p>
-    <w:p>
-      <w:pPr>
-        <w:bidi/>
-      </w:pPr>
-      <w:r>
-        <w:rPr>
-          <w:lang w:val="ar_AE" w:bidi="ar_AE"/>
-        </w:rPr>
-      </w:r>
-      <w:r>
-        <w:rPr>
-          <w:vertAlign w:val="superscript"/>
+    </w:p>
+    <w:p>
+      <w:pPr>
+        <w:bidi/>
+      </w:pPr>
+      <w:r>
+        <w:rPr>
+          <w:rtl/>
+          <w:cs/>
+          <w:lang w:val="ar_AE" w:bidi="ar_AE"/>
+        </w:rPr>
+      </w:r>
+      <w:r>
+        <w:rPr>
+          <w:vertAlign w:val="superscript"/>
+          <w:rtl/>
+          <w:cs/>
           <w:lang w:val="ar_AE" w:bidi="ar_AE"/>
         </w:rPr>
         <w:t>17</w:t>
       </w:r>
       <w:r>
         <w:rPr>
+          <w:rtl/>
+          <w:cs/>
           <w:lang w:val="ar_AE" w:bidi="ar_AE"/>
         </w:rPr>
         <w:t xml:space="preserve"> وَقَالَتْ: «وَقَدْ أَعْطَانِي سِتَّةَ أَكْيَالٍ مِنَ الشَّعِيرِ قَائِلاً: ’لا تَرْجِعِي فَارِغَةَ الْيَدَيْنِ إِلَى حَمَاتِكِ‘».</w:t>
       </w:r>
-      <w:r>
-        <w:rPr>
-          <w:lang w:val="ar_AE" w:bidi="ar_AE"/>
-        </w:rPr>
-      </w:r>
-      <w:r>
-        <w:rPr>
-          <w:lang w:val="ar_AE" w:bidi="ar_AE"/>
-        </w:rPr>
-      </w:r>
-    </w:p>
-    <w:p>
-      <w:pPr>
-        <w:bidi/>
-      </w:pPr>
-      <w:r>
-        <w:rPr>
-          <w:lang w:val="ar_AE" w:bidi="ar_AE"/>
-        </w:rPr>
-      </w:r>
-    </w:p>
-    <w:p>
-      <w:pPr>
-        <w:bidi/>
-      </w:pPr>
-      <w:r>
-        <w:rPr>
-          <w:lang w:val="ar_AE" w:bidi="ar_AE"/>
-        </w:rPr>
-      </w:r>
-      <w:r>
-        <w:rPr>
-          <w:vertAlign w:val="superscript"/>
+    </w:p>
+    <w:p>
+      <w:pPr>
+        <w:bidi/>
+      </w:pPr>
+      <w:r>
+        <w:rPr>
+          <w:rtl/>
+          <w:cs/>
+          <w:lang w:val="ar_AE" w:bidi="ar_AE"/>
+        </w:rPr>
+      </w:r>
+      <w:r>
+        <w:rPr>
+          <w:vertAlign w:val="superscript"/>
+          <w:rtl/>
+          <w:cs/>
           <w:lang w:val="ar_AE" w:bidi="ar_AE"/>
         </w:rPr>
         <w:t>18</w:t>
       </w:r>
       <w:r>
         <w:rPr>
+          <w:rtl/>
+          <w:cs/>
           <w:lang w:val="ar_AE" w:bidi="ar_AE"/>
         </w:rPr>
         <w:t xml:space="preserve"> فَقَالَتْ لَهَا نُعْمِي: «انْتَظِرِي يَا بِنْتِي رَيْثَمَا نَتَبَيَّنَ نَتِيجَةَ الأَمْرِ، لأَنَّ الرَّجُلَ لَنْ يَقِرَّ لَهُ قَرَارٌ حَتَّى يُنْهِيَ الأَمْرَ كُلَّهُ الْيَوْمَ».</w:t>
       </w:r>
-      <w:r>
-        <w:rPr>
-          <w:lang w:val="ar_AE" w:bidi="ar_AE"/>
-        </w:rPr>
-      </w:r>
-      <w:r>
-        <w:rPr>
-          <w:lang w:val="ar_AE" w:bidi="ar_AE"/>
-        </w:rPr>
-      </w:r>
-    </w:p>
-    <w:p>
-      <w:pPr>
-        <w:bidi/>
-      </w:pPr>
-      <w:r>
-        <w:rPr>
-          <w:lang w:val="ar_AE" w:bidi="ar_AE"/>
-        </w:rPr>
-      </w:r>
     </w:p>
     <w:p>
       <w:pPr>
@@ -3001,950 +2126,656 @@
       </w:pPr>
       <w:r>
         <w:rPr>
-          <w:lang w:val="ar_AE" w:bidi="ar_AE"/>
-        </w:rPr>
-        <w:t>Ruth 4:1</w:t>
-      </w:r>
-      <w:r>
-        <w:rPr>
-          <w:lang w:val="ar_AE" w:bidi="ar_AE"/>
-        </w:rPr>
-      </w:r>
-    </w:p>
-    <w:p>
-      <w:pPr>
-        <w:bidi/>
-      </w:pPr>
-      <w:r>
-        <w:rPr>
-          <w:lang w:val="ar_AE" w:bidi="ar_AE"/>
-        </w:rPr>
-      </w:r>
-      <w:r>
-        <w:rPr>
-          <w:vertAlign w:val="superscript"/>
+          <w:rtl/>
+          <w:cs/>
+          <w:lang w:val="ar_AE" w:bidi="ar_AE"/>
+        </w:rPr>
+        <w:t>راعوث 4:1</w:t>
+      </w:r>
+      <w:r>
+        <w:rPr>
+          <w:rtl/>
+          <w:cs/>
+          <w:lang w:val="ar_AE" w:bidi="ar_AE"/>
+        </w:rPr>
+      </w:r>
+    </w:p>
+    <w:p>
+      <w:pPr>
+        <w:bidi/>
+      </w:pPr>
+      <w:r>
+        <w:rPr>
+          <w:rtl/>
+          <w:cs/>
+          <w:lang w:val="ar_AE" w:bidi="ar_AE"/>
+        </w:rPr>
+      </w:r>
+      <w:r>
+        <w:rPr>
+          <w:vertAlign w:val="superscript"/>
+          <w:rtl/>
+          <w:cs/>
           <w:lang w:val="ar_AE" w:bidi="ar_AE"/>
         </w:rPr>
         <w:t>1</w:t>
       </w:r>
       <w:r>
         <w:rPr>
+          <w:rtl/>
+          <w:cs/>
           <w:lang w:val="ar_AE" w:bidi="ar_AE"/>
         </w:rPr>
         <w:t xml:space="preserve"> فَانْطَلَقَ بُوعَزُ إِلَى سَاحَةِ بَوَّابَةِ الْمَدِينَةِ وَجَلَسَ هُنَاكَ. فَلَمْ يَلْبَثْ أَنْ مَرَّ الْقَرِيبُ الْوَلِيُّ الَّذِي تَحَدَّثَ عَنْهُ بُوعَزُ، فَقَالَ لَهُ: «تَعَالَ هُنَا يَا صَدِيقِي وَاجْلِسْ». فَمَالَ إِلَيْهِ وَجَلَسَ.</w:t>
       </w:r>
-      <w:r>
-        <w:rPr>
-          <w:lang w:val="ar_AE" w:bidi="ar_AE"/>
-        </w:rPr>
-      </w:r>
-      <w:r>
-        <w:rPr>
-          <w:lang w:val="ar_AE" w:bidi="ar_AE"/>
-        </w:rPr>
-      </w:r>
-    </w:p>
-    <w:p>
-      <w:pPr>
-        <w:bidi/>
-      </w:pPr>
-      <w:r>
-        <w:rPr>
-          <w:lang w:val="ar_AE" w:bidi="ar_AE"/>
-        </w:rPr>
-      </w:r>
-    </w:p>
-    <w:p>
-      <w:pPr>
-        <w:bidi/>
-      </w:pPr>
-      <w:r>
-        <w:rPr>
-          <w:lang w:val="ar_AE" w:bidi="ar_AE"/>
-        </w:rPr>
-      </w:r>
-      <w:r>
-        <w:rPr>
-          <w:vertAlign w:val="superscript"/>
+    </w:p>
+    <w:p>
+      <w:pPr>
+        <w:bidi/>
+      </w:pPr>
+      <w:r>
+        <w:rPr>
+          <w:rtl/>
+          <w:cs/>
+          <w:lang w:val="ar_AE" w:bidi="ar_AE"/>
+        </w:rPr>
+      </w:r>
+      <w:r>
+        <w:rPr>
+          <w:vertAlign w:val="superscript"/>
+          <w:rtl/>
+          <w:cs/>
           <w:lang w:val="ar_AE" w:bidi="ar_AE"/>
         </w:rPr>
         <w:t>2</w:t>
       </w:r>
       <w:r>
         <w:rPr>
+          <w:rtl/>
+          <w:cs/>
           <w:lang w:val="ar_AE" w:bidi="ar_AE"/>
         </w:rPr>
         <w:t xml:space="preserve"> وَاسْتَدْعَى بُوعَزُ عَشْرَةَ رِجَالٍ مِنْ شُيُوخِ المَدِينَةِ وَقَالَ لَهُمْ: «اجْلِسُوا مَعْنَا هُنَا». فَجَلَسُوا.</w:t>
       </w:r>
-      <w:r>
-        <w:rPr>
-          <w:lang w:val="ar_AE" w:bidi="ar_AE"/>
-        </w:rPr>
-      </w:r>
-      <w:r>
-        <w:rPr>
-          <w:lang w:val="ar_AE" w:bidi="ar_AE"/>
-        </w:rPr>
-      </w:r>
-    </w:p>
-    <w:p>
-      <w:pPr>
-        <w:bidi/>
-      </w:pPr>
-      <w:r>
-        <w:rPr>
-          <w:lang w:val="ar_AE" w:bidi="ar_AE"/>
-        </w:rPr>
-      </w:r>
-    </w:p>
-    <w:p>
-      <w:pPr>
-        <w:bidi/>
-      </w:pPr>
-      <w:r>
-        <w:rPr>
-          <w:lang w:val="ar_AE" w:bidi="ar_AE"/>
-        </w:rPr>
-      </w:r>
-      <w:r>
-        <w:rPr>
-          <w:vertAlign w:val="superscript"/>
+    </w:p>
+    <w:p>
+      <w:pPr>
+        <w:bidi/>
+      </w:pPr>
+      <w:r>
+        <w:rPr>
+          <w:rtl/>
+          <w:cs/>
+          <w:lang w:val="ar_AE" w:bidi="ar_AE"/>
+        </w:rPr>
+      </w:r>
+      <w:r>
+        <w:rPr>
+          <w:vertAlign w:val="superscript"/>
+          <w:rtl/>
+          <w:cs/>
           <w:lang w:val="ar_AE" w:bidi="ar_AE"/>
         </w:rPr>
         <w:t>3</w:t>
       </w:r>
       <w:r>
         <w:rPr>
+          <w:rtl/>
+          <w:cs/>
           <w:lang w:val="ar_AE" w:bidi="ar_AE"/>
         </w:rPr>
         <w:t xml:space="preserve"> ثُمَّ الْتَفَتَ إِلَى الْوَلِيِّ الأَقْرَبِ وَقَالَ: «إِنَّ نُعْمِي الَّتِي رَجَعَتْ مِنْ بِلادِ مُوآبَ مُزْمِعَةٌ عَلَى بَيْعِ قِطْعَةِ الْحَقْلِ الَّتِي لِقَرِيبِنَا أَلِيمَالِكَ.</w:t>
       </w:r>
-      <w:r>
-        <w:rPr>
-          <w:lang w:val="ar_AE" w:bidi="ar_AE"/>
-        </w:rPr>
-      </w:r>
-      <w:r>
-        <w:rPr>
-          <w:lang w:val="ar_AE" w:bidi="ar_AE"/>
-        </w:rPr>
-      </w:r>
-    </w:p>
-    <w:p>
-      <w:pPr>
-        <w:bidi/>
-      </w:pPr>
-      <w:r>
-        <w:rPr>
-          <w:lang w:val="ar_AE" w:bidi="ar_AE"/>
-        </w:rPr>
-      </w:r>
-    </w:p>
-    <w:p>
-      <w:pPr>
-        <w:bidi/>
-      </w:pPr>
-      <w:r>
-        <w:rPr>
-          <w:lang w:val="ar_AE" w:bidi="ar_AE"/>
-        </w:rPr>
-      </w:r>
-      <w:r>
-        <w:rPr>
-          <w:vertAlign w:val="superscript"/>
+    </w:p>
+    <w:p>
+      <w:pPr>
+        <w:bidi/>
+      </w:pPr>
+      <w:r>
+        <w:rPr>
+          <w:rtl/>
+          <w:cs/>
+          <w:lang w:val="ar_AE" w:bidi="ar_AE"/>
+        </w:rPr>
+      </w:r>
+      <w:r>
+        <w:rPr>
+          <w:vertAlign w:val="superscript"/>
+          <w:rtl/>
+          <w:cs/>
           <w:lang w:val="ar_AE" w:bidi="ar_AE"/>
         </w:rPr>
         <w:t>4</w:t>
       </w:r>
       <w:r>
         <w:rPr>
+          <w:rtl/>
+          <w:cs/>
           <w:lang w:val="ar_AE" w:bidi="ar_AE"/>
         </w:rPr>
         <w:t xml:space="preserve"> فَرَأَيْتُ أَنْ أُطْلِعَكَ عَلَى الأَمْرِ قَائِلاً: اشْتَرِ الْحَقْلَ أَمَامَ الْجَالِسِينَ، وَبِحُضُورِ شُيُوخِ قَوْمِي. فَإِنْ رَغِبْتَ فَفُكَّهُ وَإِنْ لَمْ تَرْغَبْ فَقُلْ لِي، فَأَنَا أَوْلَى بِالشِّرَاءِ مِنْ بَعْدِكَ». فَأَجَابَهُ الرَّجُلُ: «إِنِّي أَشْتَرِيهِ».</w:t>
       </w:r>
-      <w:r>
-        <w:rPr>
-          <w:lang w:val="ar_AE" w:bidi="ar_AE"/>
-        </w:rPr>
-      </w:r>
-      <w:r>
-        <w:rPr>
-          <w:lang w:val="ar_AE" w:bidi="ar_AE"/>
-        </w:rPr>
-      </w:r>
-    </w:p>
-    <w:p>
-      <w:pPr>
-        <w:bidi/>
-      </w:pPr>
-      <w:r>
-        <w:rPr>
-          <w:lang w:val="ar_AE" w:bidi="ar_AE"/>
-        </w:rPr>
-      </w:r>
-    </w:p>
-    <w:p>
-      <w:pPr>
-        <w:bidi/>
-      </w:pPr>
-      <w:r>
-        <w:rPr>
-          <w:lang w:val="ar_AE" w:bidi="ar_AE"/>
-        </w:rPr>
-      </w:r>
-      <w:r>
-        <w:rPr>
-          <w:vertAlign w:val="superscript"/>
+    </w:p>
+    <w:p>
+      <w:pPr>
+        <w:bidi/>
+      </w:pPr>
+      <w:r>
+        <w:rPr>
+          <w:rtl/>
+          <w:cs/>
+          <w:lang w:val="ar_AE" w:bidi="ar_AE"/>
+        </w:rPr>
+      </w:r>
+      <w:r>
+        <w:rPr>
+          <w:vertAlign w:val="superscript"/>
+          <w:rtl/>
+          <w:cs/>
           <w:lang w:val="ar_AE" w:bidi="ar_AE"/>
         </w:rPr>
         <w:t>5</w:t>
       </w:r>
       <w:r>
         <w:rPr>
+          <w:rtl/>
+          <w:cs/>
           <w:lang w:val="ar_AE" w:bidi="ar_AE"/>
         </w:rPr>
         <w:t xml:space="preserve"> فَقَالَ بُوعَزُ: «يَوْمَ تَشْتَرِي الْحَقْلَ مِنْ نُعْمِي، فَوَاجِبُكَ يَقْتَضِي أَنْ تَتَزَوَّجَ رَاعُوثَ الْمُوآبِيَّةَ لِتُحْيِيَ اسْمَ الْمَيْتِ عَلَى مِيرَاثِهِ».</w:t>
       </w:r>
-      <w:r>
-        <w:rPr>
-          <w:lang w:val="ar_AE" w:bidi="ar_AE"/>
-        </w:rPr>
-      </w:r>
-      <w:r>
-        <w:rPr>
-          <w:lang w:val="ar_AE" w:bidi="ar_AE"/>
-        </w:rPr>
-      </w:r>
-    </w:p>
-    <w:p>
-      <w:pPr>
-        <w:bidi/>
-      </w:pPr>
-      <w:r>
-        <w:rPr>
-          <w:lang w:val="ar_AE" w:bidi="ar_AE"/>
-        </w:rPr>
-      </w:r>
-    </w:p>
-    <w:p>
-      <w:pPr>
-        <w:bidi/>
-      </w:pPr>
-      <w:r>
-        <w:rPr>
-          <w:lang w:val="ar_AE" w:bidi="ar_AE"/>
-        </w:rPr>
-      </w:r>
-      <w:r>
-        <w:rPr>
-          <w:vertAlign w:val="superscript"/>
+    </w:p>
+    <w:p>
+      <w:pPr>
+        <w:bidi/>
+      </w:pPr>
+      <w:r>
+        <w:rPr>
+          <w:rtl/>
+          <w:cs/>
+          <w:lang w:val="ar_AE" w:bidi="ar_AE"/>
+        </w:rPr>
+      </w:r>
+      <w:r>
+        <w:rPr>
+          <w:vertAlign w:val="superscript"/>
+          <w:rtl/>
+          <w:cs/>
           <w:lang w:val="ar_AE" w:bidi="ar_AE"/>
         </w:rPr>
         <w:t>6</w:t>
       </w:r>
       <w:r>
         <w:rPr>
+          <w:rtl/>
+          <w:cs/>
           <w:lang w:val="ar_AE" w:bidi="ar_AE"/>
         </w:rPr>
         <w:t xml:space="preserve"> فَأَجَابَهُ الْوَلِيُّ الأَقْرَبُ: «لا يُمْكِنُنِي أَنْ أَشْتَرِيَ الْحَقْلَ لِئَلّا أُفْسِدَ مِيرَاثِي، فَاشْتَرِ أَنْتَ الْحَقْلَ عِوَضاً عَنِّي لأَنَّنِي لَا أَسْتَطِيعُ فِكَاكَهُ».</w:t>
       </w:r>
-      <w:r>
-        <w:rPr>
-          <w:lang w:val="ar_AE" w:bidi="ar_AE"/>
-        </w:rPr>
-      </w:r>
-      <w:r>
-        <w:rPr>
-          <w:lang w:val="ar_AE" w:bidi="ar_AE"/>
-        </w:rPr>
-      </w:r>
-    </w:p>
-    <w:p>
-      <w:pPr>
-        <w:bidi/>
-      </w:pPr>
-      <w:r>
-        <w:rPr>
-          <w:lang w:val="ar_AE" w:bidi="ar_AE"/>
-        </w:rPr>
-      </w:r>
-    </w:p>
-    <w:p>
-      <w:pPr>
-        <w:bidi/>
-      </w:pPr>
-      <w:r>
-        <w:rPr>
-          <w:lang w:val="ar_AE" w:bidi="ar_AE"/>
-        </w:rPr>
-      </w:r>
-      <w:r>
-        <w:rPr>
-          <w:vertAlign w:val="superscript"/>
+    </w:p>
+    <w:p>
+      <w:pPr>
+        <w:bidi/>
+      </w:pPr>
+      <w:r>
+        <w:rPr>
+          <w:rtl/>
+          <w:cs/>
+          <w:lang w:val="ar_AE" w:bidi="ar_AE"/>
+        </w:rPr>
+      </w:r>
+      <w:r>
+        <w:rPr>
+          <w:vertAlign w:val="superscript"/>
+          <w:rtl/>
+          <w:cs/>
           <w:lang w:val="ar_AE" w:bidi="ar_AE"/>
         </w:rPr>
         <w:t>7</w:t>
       </w:r>
       <w:r>
         <w:rPr>
+          <w:rtl/>
+          <w:cs/>
           <w:lang w:val="ar_AE" w:bidi="ar_AE"/>
         </w:rPr>
         <w:t xml:space="preserve"> وَكَانَتِ الْعَادَةُ سَابِقاً فِي إِسْرَائِيلَ بِشَأْنِ الْفِكَاكِ وَالْمُبَادَلَةِ لأَجْلِ إِثْبَاتِ حَقِّ الأَمْرِ، أَنْ يَخْلَعَ الرَّجُلُ نَعْلَهُ وَيُعْطِيَهُ لِلشَّارِي، لإِضْفَاءِ صِفَةِ الشَّرْعِيَّةِ عَلَى عَقْدِ الْبَيْعِ أَوِ الْمُبَادَلَةِ.</w:t>
       </w:r>
-      <w:r>
-        <w:rPr>
-          <w:lang w:val="ar_AE" w:bidi="ar_AE"/>
-        </w:rPr>
-      </w:r>
-      <w:r>
-        <w:rPr>
-          <w:lang w:val="ar_AE" w:bidi="ar_AE"/>
-        </w:rPr>
-      </w:r>
-    </w:p>
-    <w:p>
-      <w:pPr>
-        <w:bidi/>
-      </w:pPr>
-      <w:r>
-        <w:rPr>
-          <w:lang w:val="ar_AE" w:bidi="ar_AE"/>
-        </w:rPr>
-      </w:r>
-    </w:p>
-    <w:p>
-      <w:pPr>
-        <w:bidi/>
-      </w:pPr>
-      <w:r>
-        <w:rPr>
-          <w:lang w:val="ar_AE" w:bidi="ar_AE"/>
-        </w:rPr>
-      </w:r>
-      <w:r>
-        <w:rPr>
-          <w:vertAlign w:val="superscript"/>
+    </w:p>
+    <w:p>
+      <w:pPr>
+        <w:bidi/>
+      </w:pPr>
+      <w:r>
+        <w:rPr>
+          <w:rtl/>
+          <w:cs/>
+          <w:lang w:val="ar_AE" w:bidi="ar_AE"/>
+        </w:rPr>
+      </w:r>
+      <w:r>
+        <w:rPr>
+          <w:vertAlign w:val="superscript"/>
+          <w:rtl/>
+          <w:cs/>
           <w:lang w:val="ar_AE" w:bidi="ar_AE"/>
         </w:rPr>
         <w:t>8</w:t>
       </w:r>
       <w:r>
         <w:rPr>
+          <w:rtl/>
+          <w:cs/>
           <w:lang w:val="ar_AE" w:bidi="ar_AE"/>
         </w:rPr>
         <w:t xml:space="preserve"> وَاسْتَطْرَدَ الْوَلِيُّ الأَقْرَبُ قَائِلاً لِبُوعَزَ: «اشْتَرِ لِنَفْسِكَ» وَخَلَعَ نَعْلَهُ.</w:t>
       </w:r>
-      <w:r>
-        <w:rPr>
-          <w:lang w:val="ar_AE" w:bidi="ar_AE"/>
-        </w:rPr>
-      </w:r>
-      <w:r>
-        <w:rPr>
-          <w:lang w:val="ar_AE" w:bidi="ar_AE"/>
-        </w:rPr>
-      </w:r>
-    </w:p>
-    <w:p>
-      <w:pPr>
-        <w:bidi/>
-      </w:pPr>
-      <w:r>
-        <w:rPr>
-          <w:lang w:val="ar_AE" w:bidi="ar_AE"/>
-        </w:rPr>
-      </w:r>
-    </w:p>
-    <w:p>
-      <w:pPr>
-        <w:bidi/>
-      </w:pPr>
-      <w:r>
-        <w:rPr>
-          <w:lang w:val="ar_AE" w:bidi="ar_AE"/>
-        </w:rPr>
-      </w:r>
-      <w:r>
-        <w:rPr>
-          <w:vertAlign w:val="superscript"/>
+    </w:p>
+    <w:p>
+      <w:pPr>
+        <w:bidi/>
+      </w:pPr>
+      <w:r>
+        <w:rPr>
+          <w:rtl/>
+          <w:cs/>
+          <w:lang w:val="ar_AE" w:bidi="ar_AE"/>
+        </w:rPr>
+      </w:r>
+      <w:r>
+        <w:rPr>
+          <w:vertAlign w:val="superscript"/>
+          <w:rtl/>
+          <w:cs/>
           <w:lang w:val="ar_AE" w:bidi="ar_AE"/>
         </w:rPr>
         <w:t>9</w:t>
       </w:r>
       <w:r>
         <w:rPr>
+          <w:rtl/>
+          <w:cs/>
           <w:lang w:val="ar_AE" w:bidi="ar_AE"/>
         </w:rPr>
         <w:t xml:space="preserve"> فَقَالَ بُوعَزُ لِلشُّيُوخِ وَلِلْجَمْعِ الْمَاثِلِ حَوْلَهُ: «أَنْتُمْ شُهُودٌ الْيَوْمَ أَنِّي اشْتَرَيْتُ كُلَّ مَا لأَلِيمَالِكَ وَمَا لاِبْنَيْهِ كِلْيُونَ وَمَحْلُونَ مِنْ يَدِ نُعْمِي.</w:t>
       </w:r>
-      <w:r>
-        <w:rPr>
-          <w:lang w:val="ar_AE" w:bidi="ar_AE"/>
-        </w:rPr>
-      </w:r>
-      <w:r>
-        <w:rPr>
-          <w:lang w:val="ar_AE" w:bidi="ar_AE"/>
-        </w:rPr>
-      </w:r>
-    </w:p>
-    <w:p>
-      <w:pPr>
-        <w:bidi/>
-      </w:pPr>
-      <w:r>
-        <w:rPr>
-          <w:lang w:val="ar_AE" w:bidi="ar_AE"/>
-        </w:rPr>
-      </w:r>
-    </w:p>
-    <w:p>
-      <w:pPr>
-        <w:bidi/>
-      </w:pPr>
-      <w:r>
-        <w:rPr>
-          <w:lang w:val="ar_AE" w:bidi="ar_AE"/>
-        </w:rPr>
-      </w:r>
-      <w:r>
-        <w:rPr>
-          <w:vertAlign w:val="superscript"/>
+    </w:p>
+    <w:p>
+      <w:pPr>
+        <w:bidi/>
+      </w:pPr>
+      <w:r>
+        <w:rPr>
+          <w:rtl/>
+          <w:cs/>
+          <w:lang w:val="ar_AE" w:bidi="ar_AE"/>
+        </w:rPr>
+      </w:r>
+      <w:r>
+        <w:rPr>
+          <w:vertAlign w:val="superscript"/>
+          <w:rtl/>
+          <w:cs/>
           <w:lang w:val="ar_AE" w:bidi="ar_AE"/>
         </w:rPr>
         <w:t>10</w:t>
       </w:r>
       <w:r>
         <w:rPr>
+          <w:rtl/>
+          <w:cs/>
           <w:lang w:val="ar_AE" w:bidi="ar_AE"/>
         </w:rPr>
         <w:t xml:space="preserve"> وَكَذَلِكَ رَاعُوثُ الْمُوآبِيَّةُ امْرَأَةُ مَحْلُونَ قَدِ اشْتَرَيْتُهَا لِي زَوْجَةً، لأُحْيِيَ اسْمَ الْمَيْتِ عَلَى مِيرَاثِهِ، فَلا يَنْقَرِضَ اسْمُهُ مِنْ بَيْنِ إِخْوَتِهِ وَمِنْ سِجِلِّ الْمَدِينَةِ. وَأَنْتُمْ شُهُودٌ عَلَى ذَلِكَ الْيَوْمَ».</w:t>
       </w:r>
-      <w:r>
-        <w:rPr>
-          <w:lang w:val="ar_AE" w:bidi="ar_AE"/>
-        </w:rPr>
-      </w:r>
-      <w:r>
-        <w:rPr>
-          <w:lang w:val="ar_AE" w:bidi="ar_AE"/>
-        </w:rPr>
-      </w:r>
-    </w:p>
-    <w:p>
-      <w:pPr>
-        <w:bidi/>
-      </w:pPr>
-      <w:r>
-        <w:rPr>
-          <w:lang w:val="ar_AE" w:bidi="ar_AE"/>
-        </w:rPr>
-      </w:r>
-    </w:p>
-    <w:p>
-      <w:pPr>
-        <w:bidi/>
-      </w:pPr>
-      <w:r>
-        <w:rPr>
-          <w:lang w:val="ar_AE" w:bidi="ar_AE"/>
-        </w:rPr>
-      </w:r>
-      <w:r>
-        <w:rPr>
-          <w:vertAlign w:val="superscript"/>
+    </w:p>
+    <w:p>
+      <w:pPr>
+        <w:bidi/>
+      </w:pPr>
+      <w:r>
+        <w:rPr>
+          <w:rtl/>
+          <w:cs/>
+          <w:lang w:val="ar_AE" w:bidi="ar_AE"/>
+        </w:rPr>
+      </w:r>
+      <w:r>
+        <w:rPr>
+          <w:vertAlign w:val="superscript"/>
+          <w:rtl/>
+          <w:cs/>
           <w:lang w:val="ar_AE" w:bidi="ar_AE"/>
         </w:rPr>
         <w:t>11</w:t>
       </w:r>
       <w:r>
         <w:rPr>
+          <w:rtl/>
+          <w:cs/>
           <w:lang w:val="ar_AE" w:bidi="ar_AE"/>
         </w:rPr>
         <w:t xml:space="preserve"> فَقَالَ الْجَمْعُ الْمَاثِلُ عِنْدَ بَوَّابَةِ الْمَدِينَةِ وَالشُّيُوخُ أَيْضاً: «نَحْنُ شُهُودٌ. فَلْيَجْعَلِ الرَّبُّ الْمَرْأَةَ الدَّاخِلَةَ إِلَى بَيْتِكَ نَظِيرَ رَاحِيلَ وَلَيْئَةَ اللَّتَيْنِ بَنَتَا بَيْتَ يَعْقُوبَ. فَلْيَتَّسِعْ نُفُوذُكَ فِي أَفْرَاتَةَ، وَلْيَذِعِ اسْمُكَ فِي بَيْتِ لَحْمٍ.</w:t>
       </w:r>
-      <w:r>
-        <w:rPr>
-          <w:lang w:val="ar_AE" w:bidi="ar_AE"/>
-        </w:rPr>
-      </w:r>
-      <w:r>
-        <w:rPr>
-          <w:lang w:val="ar_AE" w:bidi="ar_AE"/>
-        </w:rPr>
-      </w:r>
-    </w:p>
-    <w:p>
-      <w:pPr>
-        <w:bidi/>
-      </w:pPr>
-      <w:r>
-        <w:rPr>
-          <w:lang w:val="ar_AE" w:bidi="ar_AE"/>
-        </w:rPr>
-      </w:r>
-    </w:p>
-    <w:p>
-      <w:pPr>
-        <w:bidi/>
-      </w:pPr>
-      <w:r>
-        <w:rPr>
-          <w:lang w:val="ar_AE" w:bidi="ar_AE"/>
-        </w:rPr>
-      </w:r>
-      <w:r>
-        <w:rPr>
-          <w:vertAlign w:val="superscript"/>
+    </w:p>
+    <w:p>
+      <w:pPr>
+        <w:bidi/>
+      </w:pPr>
+      <w:r>
+        <w:rPr>
+          <w:rtl/>
+          <w:cs/>
+          <w:lang w:val="ar_AE" w:bidi="ar_AE"/>
+        </w:rPr>
+      </w:r>
+      <w:r>
+        <w:rPr>
+          <w:vertAlign w:val="superscript"/>
+          <w:rtl/>
+          <w:cs/>
           <w:lang w:val="ar_AE" w:bidi="ar_AE"/>
         </w:rPr>
         <w:t>12</w:t>
       </w:r>
       <w:r>
         <w:rPr>
+          <w:rtl/>
+          <w:cs/>
           <w:lang w:val="ar_AE" w:bidi="ar_AE"/>
         </w:rPr>
         <w:t xml:space="preserve"> وَلْيَكُنْ نَسْلُكَ الَّذِي يُعْطِيكَ إِيَّاهُ الرَّبُّ مِنْ هَذِهِ الْمَرْأَةِ كَنَسْلِ فَارَصَ الَّذِي أَنْجَبَتْهُ ثَامَارُ لِيَهُوذَا».</w:t>
       </w:r>
-      <w:r>
-        <w:rPr>
-          <w:lang w:val="ar_AE" w:bidi="ar_AE"/>
-        </w:rPr>
-      </w:r>
-      <w:r>
-        <w:rPr>
-          <w:lang w:val="ar_AE" w:bidi="ar_AE"/>
-        </w:rPr>
-      </w:r>
-    </w:p>
-    <w:p>
-      <w:pPr>
-        <w:bidi/>
-      </w:pPr>
-      <w:r>
-        <w:rPr>
-          <w:lang w:val="ar_AE" w:bidi="ar_AE"/>
-        </w:rPr>
-      </w:r>
-    </w:p>
-    <w:p>
-      <w:pPr>
-        <w:bidi/>
-      </w:pPr>
-      <w:r>
-        <w:rPr>
-          <w:lang w:val="ar_AE" w:bidi="ar_AE"/>
-        </w:rPr>
-      </w:r>
-      <w:r>
-        <w:rPr>
-          <w:vertAlign w:val="superscript"/>
+    </w:p>
+    <w:p>
+      <w:pPr>
+        <w:bidi/>
+      </w:pPr>
+      <w:r>
+        <w:rPr>
+          <w:rtl/>
+          <w:cs/>
+          <w:lang w:val="ar_AE" w:bidi="ar_AE"/>
+        </w:rPr>
+      </w:r>
+      <w:r>
+        <w:rPr>
+          <w:vertAlign w:val="superscript"/>
+          <w:rtl/>
+          <w:cs/>
           <w:lang w:val="ar_AE" w:bidi="ar_AE"/>
         </w:rPr>
         <w:t>13</w:t>
       </w:r>
       <w:r>
         <w:rPr>
+          <w:rtl/>
+          <w:cs/>
           <w:lang w:val="ar_AE" w:bidi="ar_AE"/>
         </w:rPr>
         <w:t xml:space="preserve"> فَتَزَوَّجَ بُوعَزُ مِنْ رَاعُوثَ وَعَاشَرَهَا فَحَمَلَتْ مِنْهُ وَأَنْجَبَتِ ابْناً.</w:t>
       </w:r>
-      <w:r>
-        <w:rPr>
-          <w:lang w:val="ar_AE" w:bidi="ar_AE"/>
-        </w:rPr>
-      </w:r>
-      <w:r>
-        <w:rPr>
-          <w:lang w:val="ar_AE" w:bidi="ar_AE"/>
-        </w:rPr>
-      </w:r>
-    </w:p>
-    <w:p>
-      <w:pPr>
-        <w:bidi/>
-      </w:pPr>
-      <w:r>
-        <w:rPr>
-          <w:lang w:val="ar_AE" w:bidi="ar_AE"/>
-        </w:rPr>
-      </w:r>
-    </w:p>
-    <w:p>
-      <w:pPr>
-        <w:bidi/>
-      </w:pPr>
-      <w:r>
-        <w:rPr>
-          <w:lang w:val="ar_AE" w:bidi="ar_AE"/>
-        </w:rPr>
-      </w:r>
-      <w:r>
-        <w:rPr>
-          <w:vertAlign w:val="superscript"/>
+    </w:p>
+    <w:p>
+      <w:pPr>
+        <w:bidi/>
+      </w:pPr>
+      <w:r>
+        <w:rPr>
+          <w:rtl/>
+          <w:cs/>
+          <w:lang w:val="ar_AE" w:bidi="ar_AE"/>
+        </w:rPr>
+      </w:r>
+      <w:r>
+        <w:rPr>
+          <w:vertAlign w:val="superscript"/>
+          <w:rtl/>
+          <w:cs/>
           <w:lang w:val="ar_AE" w:bidi="ar_AE"/>
         </w:rPr>
         <w:t>14</w:t>
       </w:r>
       <w:r>
         <w:rPr>
+          <w:rtl/>
+          <w:cs/>
           <w:lang w:val="ar_AE" w:bidi="ar_AE"/>
         </w:rPr>
         <w:t xml:space="preserve"> فَقَالَتِ النِّسَاءُ لِنُعْمِي: «لِيَكُنِ الرَّبُّ مُبَارَكاً الَّذِي لَمْ يَحْرِمْكِ الْيَوْمَ وَلِيًّا، وَلْيَذِعِ اسْمُهُ فِي إِسْرَائِيلَ،</w:t>
       </w:r>
-      <w:r>
-        <w:rPr>
-          <w:lang w:val="ar_AE" w:bidi="ar_AE"/>
-        </w:rPr>
-      </w:r>
-      <w:r>
-        <w:rPr>
-          <w:lang w:val="ar_AE" w:bidi="ar_AE"/>
-        </w:rPr>
-      </w:r>
-    </w:p>
-    <w:p>
-      <w:pPr>
-        <w:bidi/>
-      </w:pPr>
-      <w:r>
-        <w:rPr>
-          <w:lang w:val="ar_AE" w:bidi="ar_AE"/>
-        </w:rPr>
-      </w:r>
-    </w:p>
-    <w:p>
-      <w:pPr>
-        <w:bidi/>
-      </w:pPr>
-      <w:r>
-        <w:rPr>
-          <w:lang w:val="ar_AE" w:bidi="ar_AE"/>
-        </w:rPr>
-      </w:r>
-      <w:r>
-        <w:rPr>
-          <w:vertAlign w:val="superscript"/>
+    </w:p>
+    <w:p>
+      <w:pPr>
+        <w:bidi/>
+      </w:pPr>
+      <w:r>
+        <w:rPr>
+          <w:rtl/>
+          <w:cs/>
+          <w:lang w:val="ar_AE" w:bidi="ar_AE"/>
+        </w:rPr>
+      </w:r>
+      <w:r>
+        <w:rPr>
+          <w:vertAlign w:val="superscript"/>
+          <w:rtl/>
+          <w:cs/>
           <w:lang w:val="ar_AE" w:bidi="ar_AE"/>
         </w:rPr>
         <w:t>15</w:t>
       </w:r>
       <w:r>
         <w:rPr>
+          <w:rtl/>
+          <w:cs/>
           <w:lang w:val="ar_AE" w:bidi="ar_AE"/>
         </w:rPr>
         <w:t xml:space="preserve"> لأَنَّ كَنَّتَكِ الَّتِي أَحَبَّتْكِ هِيَ أَكْثَرُ خَيْراً لَكِ مِنْ سَبْعَةِ أَبْنَاءٍ، وَقَدْ وَلَدَتْهُ لِيَكُونَ سَبَباً فِي إِحْيَاءِ نَفْسِكِ وَرِعَايَتِكِ فِي شَيْخُوخَتِكِ».</w:t>
       </w:r>
-      <w:r>
-        <w:rPr>
-          <w:lang w:val="ar_AE" w:bidi="ar_AE"/>
-        </w:rPr>
-      </w:r>
-      <w:r>
-        <w:rPr>
-          <w:lang w:val="ar_AE" w:bidi="ar_AE"/>
-        </w:rPr>
-      </w:r>
-    </w:p>
-    <w:p>
-      <w:pPr>
-        <w:bidi/>
-      </w:pPr>
-      <w:r>
-        <w:rPr>
-          <w:lang w:val="ar_AE" w:bidi="ar_AE"/>
-        </w:rPr>
-      </w:r>
-    </w:p>
-    <w:p>
-      <w:pPr>
-        <w:bidi/>
-      </w:pPr>
-      <w:r>
-        <w:rPr>
-          <w:lang w:val="ar_AE" w:bidi="ar_AE"/>
-        </w:rPr>
-      </w:r>
-      <w:r>
-        <w:rPr>
-          <w:vertAlign w:val="superscript"/>
+    </w:p>
+    <w:p>
+      <w:pPr>
+        <w:bidi/>
+      </w:pPr>
+      <w:r>
+        <w:rPr>
+          <w:rtl/>
+          <w:cs/>
+          <w:lang w:val="ar_AE" w:bidi="ar_AE"/>
+        </w:rPr>
+      </w:r>
+      <w:r>
+        <w:rPr>
+          <w:vertAlign w:val="superscript"/>
+          <w:rtl/>
+          <w:cs/>
           <w:lang w:val="ar_AE" w:bidi="ar_AE"/>
         </w:rPr>
         <w:t>16</w:t>
       </w:r>
       <w:r>
         <w:rPr>
+          <w:rtl/>
+          <w:cs/>
           <w:lang w:val="ar_AE" w:bidi="ar_AE"/>
         </w:rPr>
         <w:t xml:space="preserve"> فَأَخَذَتْ نُعْمِي الْوَلَدَ فِي حِضْنِهَا، وَقَامَتْ عَلَى تَرْبِيَتِهِ.</w:t>
       </w:r>
-      <w:r>
-        <w:rPr>
-          <w:lang w:val="ar_AE" w:bidi="ar_AE"/>
-        </w:rPr>
-      </w:r>
-      <w:r>
-        <w:rPr>
-          <w:lang w:val="ar_AE" w:bidi="ar_AE"/>
-        </w:rPr>
-      </w:r>
-    </w:p>
-    <w:p>
-      <w:pPr>
-        <w:bidi/>
-      </w:pPr>
-      <w:r>
-        <w:rPr>
-          <w:lang w:val="ar_AE" w:bidi="ar_AE"/>
-        </w:rPr>
-      </w:r>
-    </w:p>
-    <w:p>
-      <w:pPr>
-        <w:bidi/>
-      </w:pPr>
-      <w:r>
-        <w:rPr>
-          <w:lang w:val="ar_AE" w:bidi="ar_AE"/>
-        </w:rPr>
-      </w:r>
-      <w:r>
-        <w:rPr>
-          <w:vertAlign w:val="superscript"/>
+    </w:p>
+    <w:p>
+      <w:pPr>
+        <w:bidi/>
+      </w:pPr>
+      <w:r>
+        <w:rPr>
+          <w:rtl/>
+          <w:cs/>
+          <w:lang w:val="ar_AE" w:bidi="ar_AE"/>
+        </w:rPr>
+      </w:r>
+      <w:r>
+        <w:rPr>
+          <w:vertAlign w:val="superscript"/>
+          <w:rtl/>
+          <w:cs/>
           <w:lang w:val="ar_AE" w:bidi="ar_AE"/>
         </w:rPr>
         <w:t>17</w:t>
       </w:r>
       <w:r>
         <w:rPr>
+          <w:rtl/>
+          <w:cs/>
           <w:lang w:val="ar_AE" w:bidi="ar_AE"/>
         </w:rPr>
         <w:t xml:space="preserve"> وَقَالَتْ جَارَاتُهَا: «قَدْ وُلِدَ ابْنٌ لِنُعْمِي». وَدَعَوْنَهُ عُوبِيدَ، وَهُوَ أَبُو يَسَّى أَبِي الْمَلِكِ دَاوُدَ.</w:t>
       </w:r>
-      <w:r>
-        <w:rPr>
-          <w:lang w:val="ar_AE" w:bidi="ar_AE"/>
-        </w:rPr>
-      </w:r>
-      <w:r>
-        <w:rPr>
-          <w:lang w:val="ar_AE" w:bidi="ar_AE"/>
-        </w:rPr>
-      </w:r>
-    </w:p>
-    <w:p>
-      <w:pPr>
-        <w:bidi/>
-      </w:pPr>
-      <w:r>
-        <w:rPr>
-          <w:lang w:val="ar_AE" w:bidi="ar_AE"/>
-        </w:rPr>
-      </w:r>
-    </w:p>
-    <w:p>
-      <w:pPr>
-        <w:bidi/>
-      </w:pPr>
-      <w:r>
-        <w:rPr>
-          <w:lang w:val="ar_AE" w:bidi="ar_AE"/>
-        </w:rPr>
-      </w:r>
-      <w:r>
-        <w:rPr>
-          <w:vertAlign w:val="superscript"/>
+    </w:p>
+    <w:p>
+      <w:pPr>
+        <w:bidi/>
+      </w:pPr>
+      <w:r>
+        <w:rPr>
+          <w:rtl/>
+          <w:cs/>
+          <w:lang w:val="ar_AE" w:bidi="ar_AE"/>
+        </w:rPr>
+      </w:r>
+      <w:r>
+        <w:rPr>
+          <w:vertAlign w:val="superscript"/>
+          <w:rtl/>
+          <w:cs/>
           <w:lang w:val="ar_AE" w:bidi="ar_AE"/>
         </w:rPr>
         <w:t>18</w:t>
       </w:r>
       <w:r>
         <w:rPr>
+          <w:rtl/>
+          <w:cs/>
           <w:lang w:val="ar_AE" w:bidi="ar_AE"/>
         </w:rPr>
         <w:t xml:space="preserve"> وَهَذِهِ هِيَ مَوَالِيدُ فَارَصَ: أَنْجَبَ فَارَصُ حَصْرُونَ.</w:t>
       </w:r>
-      <w:r>
-        <w:rPr>
-          <w:lang w:val="ar_AE" w:bidi="ar_AE"/>
-        </w:rPr>
-      </w:r>
-      <w:r>
-        <w:rPr>
-          <w:lang w:val="ar_AE" w:bidi="ar_AE"/>
-        </w:rPr>
-      </w:r>
-    </w:p>
-    <w:p>
-      <w:pPr>
-        <w:bidi/>
-      </w:pPr>
-      <w:r>
-        <w:rPr>
-          <w:lang w:val="ar_AE" w:bidi="ar_AE"/>
-        </w:rPr>
-      </w:r>
-    </w:p>
-    <w:p>
-      <w:pPr>
-        <w:bidi/>
-      </w:pPr>
-      <w:r>
-        <w:rPr>
-          <w:lang w:val="ar_AE" w:bidi="ar_AE"/>
-        </w:rPr>
-      </w:r>
-      <w:r>
-        <w:rPr>
-          <w:vertAlign w:val="superscript"/>
+    </w:p>
+    <w:p>
+      <w:pPr>
+        <w:bidi/>
+      </w:pPr>
+      <w:r>
+        <w:rPr>
+          <w:rtl/>
+          <w:cs/>
+          <w:lang w:val="ar_AE" w:bidi="ar_AE"/>
+        </w:rPr>
+      </w:r>
+      <w:r>
+        <w:rPr>
+          <w:vertAlign w:val="superscript"/>
+          <w:rtl/>
+          <w:cs/>
           <w:lang w:val="ar_AE" w:bidi="ar_AE"/>
         </w:rPr>
         <w:t>19</w:t>
       </w:r>
       <w:r>
         <w:rPr>
+          <w:rtl/>
+          <w:cs/>
           <w:lang w:val="ar_AE" w:bidi="ar_AE"/>
         </w:rPr>
         <w:t xml:space="preserve"> وَأَنْجَبَ حَصْرُونُ رَامَ، وَأَنْجَبَ رَامُ عَمِّينَادَابَ.</w:t>
       </w:r>
-      <w:r>
-        <w:rPr>
-          <w:lang w:val="ar_AE" w:bidi="ar_AE"/>
-        </w:rPr>
-      </w:r>
-      <w:r>
-        <w:rPr>
-          <w:lang w:val="ar_AE" w:bidi="ar_AE"/>
-        </w:rPr>
-      </w:r>
-    </w:p>
-    <w:p>
-      <w:pPr>
-        <w:bidi/>
-      </w:pPr>
-      <w:r>
-        <w:rPr>
-          <w:lang w:val="ar_AE" w:bidi="ar_AE"/>
-        </w:rPr>
-      </w:r>
-    </w:p>
-    <w:p>
-      <w:pPr>
-        <w:bidi/>
-      </w:pPr>
-      <w:r>
-        <w:rPr>
-          <w:lang w:val="ar_AE" w:bidi="ar_AE"/>
-        </w:rPr>
-      </w:r>
-      <w:r>
-        <w:rPr>
-          <w:vertAlign w:val="superscript"/>
+    </w:p>
+    <w:p>
+      <w:pPr>
+        <w:bidi/>
+      </w:pPr>
+      <w:r>
+        <w:rPr>
+          <w:rtl/>
+          <w:cs/>
+          <w:lang w:val="ar_AE" w:bidi="ar_AE"/>
+        </w:rPr>
+      </w:r>
+      <w:r>
+        <w:rPr>
+          <w:vertAlign w:val="superscript"/>
+          <w:rtl/>
+          <w:cs/>
           <w:lang w:val="ar_AE" w:bidi="ar_AE"/>
         </w:rPr>
         <w:t>20</w:t>
       </w:r>
       <w:r>
         <w:rPr>
+          <w:rtl/>
+          <w:cs/>
           <w:lang w:val="ar_AE" w:bidi="ar_AE"/>
         </w:rPr>
         <w:t xml:space="preserve"> وَأَنْجَبَ عَمِّينَادَابُ نَحْشُونَ، وَأَنْجَبَ نَحْشُونُ سَلْمُونَ.</w:t>
       </w:r>
-      <w:r>
-        <w:rPr>
-          <w:lang w:val="ar_AE" w:bidi="ar_AE"/>
-        </w:rPr>
-      </w:r>
-      <w:r>
-        <w:rPr>
-          <w:lang w:val="ar_AE" w:bidi="ar_AE"/>
-        </w:rPr>
-      </w:r>
-    </w:p>
-    <w:p>
-      <w:pPr>
-        <w:bidi/>
-      </w:pPr>
-      <w:r>
-        <w:rPr>
-          <w:lang w:val="ar_AE" w:bidi="ar_AE"/>
-        </w:rPr>
-      </w:r>
-    </w:p>
-    <w:p>
-      <w:pPr>
-        <w:bidi/>
-      </w:pPr>
-      <w:r>
-        <w:rPr>
-          <w:lang w:val="ar_AE" w:bidi="ar_AE"/>
-        </w:rPr>
-      </w:r>
-      <w:r>
-        <w:rPr>
-          <w:vertAlign w:val="superscript"/>
+    </w:p>
+    <w:p>
+      <w:pPr>
+        <w:bidi/>
+      </w:pPr>
+      <w:r>
+        <w:rPr>
+          <w:rtl/>
+          <w:cs/>
+          <w:lang w:val="ar_AE" w:bidi="ar_AE"/>
+        </w:rPr>
+      </w:r>
+      <w:r>
+        <w:rPr>
+          <w:vertAlign w:val="superscript"/>
+          <w:rtl/>
+          <w:cs/>
           <w:lang w:val="ar_AE" w:bidi="ar_AE"/>
         </w:rPr>
         <w:t>21</w:t>
       </w:r>
       <w:r>
         <w:rPr>
+          <w:rtl/>
+          <w:cs/>
           <w:lang w:val="ar_AE" w:bidi="ar_AE"/>
         </w:rPr>
         <w:t xml:space="preserve"> وَأَنْجَبَ سَلْمُونُ بُوعَزَ، وَأَنْجَبَ بُوعَزُ عُوبِيدَ.</w:t>
       </w:r>
-      <w:r>
-        <w:rPr>
-          <w:lang w:val="ar_AE" w:bidi="ar_AE"/>
-        </w:rPr>
-      </w:r>
-      <w:r>
-        <w:rPr>
-          <w:lang w:val="ar_AE" w:bidi="ar_AE"/>
-        </w:rPr>
-      </w:r>
-    </w:p>
-    <w:p>
-      <w:pPr>
-        <w:bidi/>
-      </w:pPr>
-      <w:r>
-        <w:rPr>
-          <w:lang w:val="ar_AE" w:bidi="ar_AE"/>
-        </w:rPr>
-      </w:r>
-    </w:p>
-    <w:p>
-      <w:pPr>
-        <w:bidi/>
-      </w:pPr>
-      <w:r>
-        <w:rPr>
-          <w:lang w:val="ar_AE" w:bidi="ar_AE"/>
-        </w:rPr>
-      </w:r>
-      <w:r>
-        <w:rPr>
-          <w:vertAlign w:val="superscript"/>
+    </w:p>
+    <w:p>
+      <w:pPr>
+        <w:bidi/>
+      </w:pPr>
+      <w:r>
+        <w:rPr>
+          <w:rtl/>
+          <w:cs/>
+          <w:lang w:val="ar_AE" w:bidi="ar_AE"/>
+        </w:rPr>
+      </w:r>
+      <w:r>
+        <w:rPr>
+          <w:vertAlign w:val="superscript"/>
+          <w:rtl/>
+          <w:cs/>
           <w:lang w:val="ar_AE" w:bidi="ar_AE"/>
         </w:rPr>
         <w:t>22</w:t>
       </w:r>
       <w:r>
         <w:rPr>
+          <w:rtl/>
+          <w:cs/>
           <w:lang w:val="ar_AE" w:bidi="ar_AE"/>
         </w:rPr>
         <w:t xml:space="preserve"> وَأَنْجَبَ عُوبِيدُ يَسَّى، وَأَنْجَبَ يَسَّى دَاُودَ.</w:t>
-      </w:r>
-      <w:r>
-        <w:rPr>
-          <w:lang w:val="ar_AE" w:bidi="ar_AE"/>
-        </w:rPr>
-      </w:r>
-      <w:r>
-        <w:rPr>
-          <w:lang w:val="ar_AE" w:bidi="ar_AE"/>
-        </w:rPr>
       </w:r>
     </w:p>
     <w:sectPr>
